--- a/post_man_and_api_tester/pm1_postman_basics.docx
+++ b/post_man_and_api_tester/pm1_postman_basics.docx
@@ -9,23 +9,28 @@
           <w:rFonts w:ascii="Calibri" w:hAnsi="Calibri" w:cs="Calibri"/>
           <w:b/>
           <w:bCs/>
-          <w:sz w:val="44"/>
-          <w:szCs w:val="44"/>
-        </w:rPr>
-      </w:pPr>
-      <w:r>
-        <w:rPr>
-          <w:rFonts w:ascii="Calibri" w:hAnsi="Calibri" w:cs="Calibri"/>
-          <w:b/>
-          <w:bCs/>
-          <w:sz w:val="44"/>
-          <w:szCs w:val="44"/>
+          <w:sz w:val="42"/>
+          <w:szCs w:val="42"/>
+        </w:rPr>
+      </w:pPr>
+      <w:r>
+        <w:rPr>
+          <w:rFonts w:ascii="Calibri" w:hAnsi="Calibri" w:cs="Calibri"/>
+          <w:b/>
+          <w:bCs/>
+          <w:sz w:val="42"/>
+          <w:szCs w:val="42"/>
         </w:rPr>
         <w:t>INDEX</w:t>
       </w:r>
     </w:p>
     <w:p>
       <w:pPr>
+        <w:pStyle w:val="ListParagraph"/>
+        <w:numPr>
+          <w:ilvl w:val="0"/>
+          <w:numId w:val="1"/>
+        </w:numPr>
         <w:jc w:val="both"/>
         <w:rPr>
           <w:rFonts w:ascii="Calibri" w:hAnsi="Calibri" w:cs="Calibri"/>
@@ -33,22 +38,196 @@
           <w:szCs w:val="32"/>
         </w:rPr>
       </w:pPr>
-    </w:p>
-    <w:p>
-      <w:pPr>
-        <w:jc w:val="both"/>
+      <w:r>
         <w:rPr>
           <w:rFonts w:ascii="Calibri" w:hAnsi="Calibri" w:cs="Calibri"/>
           <w:sz w:val="32"/>
           <w:szCs w:val="32"/>
         </w:rPr>
-      </w:pPr>
-      <w:r>
+        <w:t>Post Man Basics……………………………………………………………………………2</w:t>
+      </w:r>
+    </w:p>
+    <w:p>
+      <w:pPr>
+        <w:pStyle w:val="ListParagraph"/>
+        <w:numPr>
+          <w:ilvl w:val="0"/>
+          <w:numId w:val="1"/>
+        </w:numPr>
+        <w:jc w:val="both"/>
         <w:rPr>
           <w:rFonts w:ascii="Calibri" w:hAnsi="Calibri" w:cs="Calibri"/>
           <w:sz w:val="32"/>
           <w:szCs w:val="32"/>
         </w:rPr>
+      </w:pPr>
+      <w:r>
+        <w:rPr>
+          <w:rFonts w:ascii="Calibri" w:hAnsi="Calibri" w:cs="Calibri"/>
+          <w:sz w:val="32"/>
+          <w:szCs w:val="32"/>
+        </w:rPr>
+        <w:t>Form Data in Post Man</w:t>
+      </w:r>
+      <w:r>
+        <w:rPr>
+          <w:rFonts w:ascii="Calibri" w:hAnsi="Calibri" w:cs="Calibri"/>
+          <w:sz w:val="32"/>
+          <w:szCs w:val="32"/>
+        </w:rPr>
+        <w:t>………………………………………………………………….7</w:t>
+      </w:r>
+    </w:p>
+    <w:p>
+      <w:pPr>
+        <w:pStyle w:val="ListParagraph"/>
+        <w:numPr>
+          <w:ilvl w:val="0"/>
+          <w:numId w:val="1"/>
+        </w:numPr>
+        <w:jc w:val="both"/>
+        <w:rPr>
+          <w:rFonts w:ascii="Calibri" w:hAnsi="Calibri" w:cs="Calibri"/>
+          <w:sz w:val="32"/>
+          <w:szCs w:val="32"/>
+        </w:rPr>
+      </w:pPr>
+      <w:r>
+        <w:rPr>
+          <w:rFonts w:ascii="Calibri" w:hAnsi="Calibri" w:cs="Calibri"/>
+          <w:b/>
+          <w:bCs/>
+          <w:sz w:val="32"/>
+          <w:szCs w:val="32"/>
+        </w:rPr>
+        <w:t>x-www-form-</w:t>
+      </w:r>
+      <w:proofErr w:type="spellStart"/>
+      <w:r>
+        <w:rPr>
+          <w:rFonts w:ascii="Calibri" w:hAnsi="Calibri" w:cs="Calibri"/>
+          <w:b/>
+          <w:bCs/>
+          <w:sz w:val="32"/>
+          <w:szCs w:val="32"/>
+        </w:rPr>
+        <w:t>urlencoded</w:t>
+      </w:r>
+      <w:proofErr w:type="spellEnd"/>
+      <w:r>
+        <w:rPr>
+          <w:rFonts w:ascii="Calibri" w:hAnsi="Calibri" w:cs="Calibri"/>
+          <w:sz w:val="32"/>
+          <w:szCs w:val="32"/>
+        </w:rPr>
+        <w:t xml:space="preserve"> in Postman</w:t>
+      </w:r>
+      <w:r>
+        <w:rPr>
+          <w:rFonts w:ascii="Calibri" w:hAnsi="Calibri" w:cs="Calibri"/>
+          <w:sz w:val="32"/>
+          <w:szCs w:val="32"/>
+        </w:rPr>
+        <w:t>……………………</w:t>
+      </w:r>
+      <w:proofErr w:type="gramStart"/>
+      <w:r>
+        <w:rPr>
+          <w:rFonts w:ascii="Calibri" w:hAnsi="Calibri" w:cs="Calibri"/>
+          <w:sz w:val="32"/>
+          <w:szCs w:val="32"/>
+        </w:rPr>
+        <w:t>…..</w:t>
+      </w:r>
+      <w:proofErr w:type="gramEnd"/>
+      <w:r>
+        <w:rPr>
+          <w:rFonts w:ascii="Calibri" w:hAnsi="Calibri" w:cs="Calibri"/>
+          <w:sz w:val="32"/>
+          <w:szCs w:val="32"/>
+        </w:rPr>
+        <w:t>………………...8</w:t>
+      </w:r>
+    </w:p>
+    <w:p>
+      <w:pPr>
+        <w:pStyle w:val="ListParagraph"/>
+        <w:numPr>
+          <w:ilvl w:val="0"/>
+          <w:numId w:val="1"/>
+        </w:numPr>
+        <w:jc w:val="both"/>
+        <w:rPr>
+          <w:rFonts w:ascii="Calibri" w:hAnsi="Calibri" w:cs="Calibri"/>
+          <w:sz w:val="32"/>
+          <w:szCs w:val="32"/>
+        </w:rPr>
+      </w:pPr>
+      <w:r>
+        <w:rPr>
+          <w:rFonts w:ascii="Calibri" w:hAnsi="Calibri" w:cs="Calibri"/>
+          <w:sz w:val="32"/>
+          <w:szCs w:val="32"/>
+        </w:rPr>
+        <w:t>Set Collection Variables</w:t>
+      </w:r>
+      <w:r>
+        <w:rPr>
+          <w:rFonts w:ascii="Calibri" w:hAnsi="Calibri" w:cs="Calibri"/>
+          <w:sz w:val="32"/>
+          <w:szCs w:val="32"/>
+        </w:rPr>
+        <w:t>……………………………………………………………</w:t>
+      </w:r>
+      <w:proofErr w:type="gramStart"/>
+      <w:r>
+        <w:rPr>
+          <w:rFonts w:ascii="Calibri" w:hAnsi="Calibri" w:cs="Calibri"/>
+          <w:sz w:val="32"/>
+          <w:szCs w:val="32"/>
+        </w:rPr>
+        <w:t>…..</w:t>
+      </w:r>
+      <w:proofErr w:type="gramEnd"/>
+      <w:r>
+        <w:rPr>
+          <w:rFonts w:ascii="Calibri" w:hAnsi="Calibri" w:cs="Calibri"/>
+          <w:sz w:val="32"/>
+          <w:szCs w:val="32"/>
+        </w:rPr>
+        <w:t>9</w:t>
+      </w:r>
+    </w:p>
+    <w:p>
+      <w:pPr>
+        <w:pStyle w:val="ListParagraph"/>
+        <w:numPr>
+          <w:ilvl w:val="0"/>
+          <w:numId w:val="1"/>
+        </w:numPr>
+        <w:jc w:val="both"/>
+        <w:rPr>
+          <w:rFonts w:ascii="Calibri" w:hAnsi="Calibri" w:cs="Calibri"/>
+          <w:sz w:val="32"/>
+          <w:szCs w:val="32"/>
+        </w:rPr>
+      </w:pPr>
+    </w:p>
+    <w:p>
+      <w:pPr>
+        <w:jc w:val="both"/>
+        <w:rPr>
+          <w:rFonts w:ascii="Calibri" w:hAnsi="Calibri" w:cs="Calibri"/>
+          <w:sz w:val="32"/>
+          <w:szCs w:val="32"/>
+        </w:rPr>
+      </w:pPr>
+      <w:r>
+        <w:rPr>
+          <w:rFonts w:ascii="Calibri" w:hAnsi="Calibri" w:cs="Calibri"/>
+          <w:sz w:val="32"/>
+          <w:szCs w:val="32"/>
+        </w:rPr>
         <w:br w:type="page"/>
       </w:r>
     </w:p>
@@ -59,17 +238,17 @@
           <w:rFonts w:ascii="Calibri" w:hAnsi="Calibri" w:cs="Calibri"/>
           <w:b/>
           <w:bCs/>
-          <w:sz w:val="36"/>
-          <w:szCs w:val="36"/>
-        </w:rPr>
-      </w:pPr>
-      <w:r>
-        <w:rPr>
-          <w:rFonts w:ascii="Calibri" w:hAnsi="Calibri" w:cs="Calibri"/>
-          <w:b/>
-          <w:bCs/>
-          <w:sz w:val="36"/>
-          <w:szCs w:val="36"/>
+          <w:sz w:val="34"/>
+          <w:szCs w:val="34"/>
+        </w:rPr>
+      </w:pPr>
+      <w:r>
+        <w:rPr>
+          <w:rFonts w:ascii="Calibri" w:hAnsi="Calibri" w:cs="Calibri"/>
+          <w:b/>
+          <w:bCs/>
+          <w:sz w:val="34"/>
+          <w:szCs w:val="34"/>
         </w:rPr>
         <w:lastRenderedPageBreak/>
         <w:t>Post Man Basics:</w:t>
@@ -80,48 +259,86 @@
         <w:jc w:val="both"/>
         <w:rPr>
           <w:rFonts w:ascii="Calibri" w:hAnsi="Calibri" w:cs="Calibri"/>
-          <w:sz w:val="36"/>
-          <w:szCs w:val="36"/>
-        </w:rPr>
-      </w:pPr>
-      <w:r>
-        <w:rPr>
-          <w:rFonts w:ascii="Calibri" w:hAnsi="Calibri" w:cs="Calibri"/>
-          <w:sz w:val="36"/>
-          <w:szCs w:val="36"/>
+          <w:sz w:val="34"/>
+          <w:szCs w:val="34"/>
+        </w:rPr>
+      </w:pPr>
+      <w:r>
+        <w:rPr>
+          <w:rFonts w:ascii="Calibri" w:hAnsi="Calibri" w:cs="Calibri"/>
+          <w:sz w:val="34"/>
+          <w:szCs w:val="34"/>
         </w:rPr>
         <w:t># First create an account in post man.</w:t>
       </w:r>
       <w:r>
         <w:rPr>
           <w:rFonts w:ascii="Calibri" w:hAnsi="Calibri" w:cs="Calibri"/>
-          <w:sz w:val="36"/>
-          <w:szCs w:val="36"/>
+          <w:sz w:val="34"/>
+          <w:szCs w:val="34"/>
         </w:rPr>
         <w:t xml:space="preserve"> Then go to workspaces</w:t>
       </w:r>
       <w:r>
         <w:rPr>
           <w:rFonts w:ascii="Calibri" w:hAnsi="Calibri" w:cs="Calibri"/>
-          <w:sz w:val="36"/>
-          <w:szCs w:val="36"/>
-        </w:rPr>
-        <w:t xml:space="preserve"> and create a workspace choose any template api development or api testing.</w:t>
-      </w:r>
-    </w:p>
-    <w:p>
-      <w:pPr>
-        <w:jc w:val="both"/>
-        <w:rPr>
-          <w:rFonts w:ascii="Calibri" w:hAnsi="Calibri" w:cs="Calibri"/>
-          <w:sz w:val="36"/>
-          <w:szCs w:val="36"/>
+          <w:sz w:val="34"/>
+          <w:szCs w:val="34"/>
+        </w:rPr>
+        <w:t xml:space="preserve"> and create a workspace choose any template </w:t>
+      </w:r>
+      <w:proofErr w:type="spellStart"/>
+      <w:r>
+        <w:rPr>
+          <w:rFonts w:ascii="Calibri" w:hAnsi="Calibri" w:cs="Calibri"/>
+          <w:sz w:val="34"/>
+          <w:szCs w:val="34"/>
+        </w:rPr>
+        <w:t>api</w:t>
+      </w:r>
+      <w:proofErr w:type="spellEnd"/>
+      <w:r>
+        <w:rPr>
+          <w:rFonts w:ascii="Calibri" w:hAnsi="Calibri" w:cs="Calibri"/>
+          <w:sz w:val="34"/>
+          <w:szCs w:val="34"/>
+        </w:rPr>
+        <w:t xml:space="preserve"> development or </w:t>
+      </w:r>
+      <w:proofErr w:type="spellStart"/>
+      <w:r>
+        <w:rPr>
+          <w:rFonts w:ascii="Calibri" w:hAnsi="Calibri" w:cs="Calibri"/>
+          <w:sz w:val="34"/>
+          <w:szCs w:val="34"/>
+        </w:rPr>
+        <w:t>api</w:t>
+      </w:r>
+      <w:proofErr w:type="spellEnd"/>
+      <w:r>
+        <w:rPr>
+          <w:rFonts w:ascii="Calibri" w:hAnsi="Calibri" w:cs="Calibri"/>
+          <w:sz w:val="34"/>
+          <w:szCs w:val="34"/>
+        </w:rPr>
+        <w:t xml:space="preserve"> testing.</w:t>
+      </w:r>
+    </w:p>
+    <w:p>
+      <w:pPr>
+        <w:jc w:val="both"/>
+        <w:rPr>
+          <w:rFonts w:ascii="Calibri" w:hAnsi="Calibri" w:cs="Calibri"/>
+          <w:sz w:val="34"/>
+          <w:szCs w:val="34"/>
         </w:rPr>
       </w:pPr>
       <w:r>
         <w:rPr>
           <w:rFonts w:ascii="Calibri" w:hAnsi="Calibri" w:cs="Calibri"/>
           <w:noProof/>
+          <w:sz w:val="22"/>
+          <w:szCs w:val="22"/>
         </w:rPr>
         <w:drawing>
           <wp:anchor distT="0" distB="0" distL="114300" distR="114300" simplePos="0" relativeHeight="251658240" behindDoc="0" locked="0" layoutInCell="1" allowOverlap="1" wp14:anchorId="0CAD9F57" wp14:editId="6D853383">
@@ -149,7 +366,7 @@
                     </pic:cNvPicPr>
                   </pic:nvPicPr>
                   <pic:blipFill>
-                    <a:blip r:embed="rId6" cstate="print">
+                    <a:blip r:embed="rId7" cstate="print">
                       <a:extLst>
                         <a:ext uri="{28A0092B-C50C-407E-A947-70E740481C1C}">
                           <a14:useLocalDpi xmlns:a14="http://schemas.microsoft.com/office/drawing/2010/main" val="0"/>
@@ -192,144 +409,162 @@
         <w:jc w:val="both"/>
         <w:rPr>
           <w:rFonts w:ascii="Calibri" w:hAnsi="Calibri" w:cs="Calibri"/>
-          <w:sz w:val="36"/>
-          <w:szCs w:val="36"/>
-        </w:rPr>
-      </w:pPr>
-    </w:p>
-    <w:p>
-      <w:pPr>
-        <w:jc w:val="both"/>
-        <w:rPr>
-          <w:rFonts w:ascii="Calibri" w:hAnsi="Calibri" w:cs="Calibri"/>
-          <w:sz w:val="36"/>
-          <w:szCs w:val="36"/>
-        </w:rPr>
-      </w:pPr>
-    </w:p>
-    <w:p>
-      <w:pPr>
-        <w:jc w:val="both"/>
-        <w:rPr>
-          <w:rFonts w:ascii="Calibri" w:hAnsi="Calibri" w:cs="Calibri"/>
-          <w:sz w:val="36"/>
-          <w:szCs w:val="36"/>
-        </w:rPr>
-      </w:pPr>
-    </w:p>
-    <w:p>
-      <w:pPr>
-        <w:jc w:val="both"/>
-        <w:rPr>
-          <w:rFonts w:ascii="Calibri" w:hAnsi="Calibri" w:cs="Calibri"/>
-          <w:sz w:val="36"/>
-          <w:szCs w:val="36"/>
-        </w:rPr>
-      </w:pPr>
-    </w:p>
-    <w:p>
-      <w:pPr>
-        <w:jc w:val="both"/>
-        <w:rPr>
-          <w:rFonts w:ascii="Calibri" w:hAnsi="Calibri" w:cs="Calibri"/>
-          <w:sz w:val="36"/>
-          <w:szCs w:val="36"/>
-        </w:rPr>
-      </w:pPr>
-    </w:p>
-    <w:p>
-      <w:pPr>
-        <w:jc w:val="both"/>
-        <w:rPr>
-          <w:rFonts w:ascii="Calibri" w:hAnsi="Calibri" w:cs="Calibri"/>
-          <w:sz w:val="36"/>
-          <w:szCs w:val="36"/>
-        </w:rPr>
-      </w:pPr>
-    </w:p>
-    <w:p>
-      <w:pPr>
-        <w:jc w:val="both"/>
-        <w:rPr>
-          <w:rFonts w:ascii="Calibri" w:hAnsi="Calibri" w:cs="Calibri"/>
-          <w:sz w:val="36"/>
-          <w:szCs w:val="36"/>
-        </w:rPr>
-      </w:pPr>
-    </w:p>
-    <w:p>
-      <w:pPr>
-        <w:jc w:val="both"/>
-        <w:rPr>
-          <w:rFonts w:ascii="Calibri" w:hAnsi="Calibri" w:cs="Calibri"/>
-          <w:sz w:val="36"/>
-          <w:szCs w:val="36"/>
-        </w:rPr>
-      </w:pPr>
-      <w:r>
-        <w:rPr>
-          <w:rFonts w:ascii="Calibri" w:hAnsi="Calibri" w:cs="Calibri"/>
-          <w:sz w:val="36"/>
-          <w:szCs w:val="36"/>
+          <w:sz w:val="34"/>
+          <w:szCs w:val="34"/>
+        </w:rPr>
+      </w:pPr>
+    </w:p>
+    <w:p>
+      <w:pPr>
+        <w:jc w:val="both"/>
+        <w:rPr>
+          <w:rFonts w:ascii="Calibri" w:hAnsi="Calibri" w:cs="Calibri"/>
+          <w:sz w:val="34"/>
+          <w:szCs w:val="34"/>
+        </w:rPr>
+      </w:pPr>
+    </w:p>
+    <w:p>
+      <w:pPr>
+        <w:jc w:val="both"/>
+        <w:rPr>
+          <w:rFonts w:ascii="Calibri" w:hAnsi="Calibri" w:cs="Calibri"/>
+          <w:sz w:val="34"/>
+          <w:szCs w:val="34"/>
+        </w:rPr>
+      </w:pPr>
+    </w:p>
+    <w:p>
+      <w:pPr>
+        <w:jc w:val="both"/>
+        <w:rPr>
+          <w:rFonts w:ascii="Calibri" w:hAnsi="Calibri" w:cs="Calibri"/>
+          <w:sz w:val="34"/>
+          <w:szCs w:val="34"/>
+        </w:rPr>
+      </w:pPr>
+    </w:p>
+    <w:p>
+      <w:pPr>
+        <w:jc w:val="both"/>
+        <w:rPr>
+          <w:rFonts w:ascii="Calibri" w:hAnsi="Calibri" w:cs="Calibri"/>
+          <w:sz w:val="34"/>
+          <w:szCs w:val="34"/>
+        </w:rPr>
+      </w:pPr>
+    </w:p>
+    <w:p>
+      <w:pPr>
+        <w:jc w:val="both"/>
+        <w:rPr>
+          <w:rFonts w:ascii="Calibri" w:hAnsi="Calibri" w:cs="Calibri"/>
+          <w:sz w:val="34"/>
+          <w:szCs w:val="34"/>
+        </w:rPr>
+      </w:pPr>
+    </w:p>
+    <w:p>
+      <w:pPr>
+        <w:jc w:val="both"/>
+        <w:rPr>
+          <w:rFonts w:ascii="Calibri" w:hAnsi="Calibri" w:cs="Calibri"/>
+          <w:sz w:val="34"/>
+          <w:szCs w:val="34"/>
+        </w:rPr>
+      </w:pPr>
+    </w:p>
+    <w:p>
+      <w:pPr>
+        <w:jc w:val="both"/>
+        <w:rPr>
+          <w:rFonts w:ascii="Calibri" w:hAnsi="Calibri" w:cs="Calibri"/>
+          <w:sz w:val="34"/>
+          <w:szCs w:val="34"/>
+        </w:rPr>
+      </w:pPr>
+      <w:r>
+        <w:rPr>
+          <w:rFonts w:ascii="Calibri" w:hAnsi="Calibri" w:cs="Calibri"/>
+          <w:sz w:val="34"/>
+          <w:szCs w:val="34"/>
         </w:rPr>
         <w:t xml:space="preserve"># Then create a </w:t>
       </w:r>
       <w:r>
         <w:rPr>
           <w:rFonts w:ascii="Calibri" w:hAnsi="Calibri" w:cs="Calibri"/>
-          <w:sz w:val="36"/>
-          <w:szCs w:val="36"/>
+          <w:sz w:val="34"/>
+          <w:szCs w:val="34"/>
         </w:rPr>
         <w:t xml:space="preserve">blank </w:t>
       </w:r>
       <w:r>
         <w:rPr>
           <w:rFonts w:ascii="Calibri" w:hAnsi="Calibri" w:cs="Calibri"/>
-          <w:sz w:val="36"/>
-          <w:szCs w:val="36"/>
+          <w:sz w:val="34"/>
+          <w:szCs w:val="34"/>
         </w:rPr>
         <w:t xml:space="preserve">collection </w:t>
       </w:r>
       <w:r>
         <w:rPr>
           <w:rFonts w:ascii="Calibri" w:hAnsi="Calibri" w:cs="Calibri"/>
-          <w:sz w:val="36"/>
-          <w:szCs w:val="36"/>
+          <w:sz w:val="34"/>
+          <w:szCs w:val="34"/>
         </w:rPr>
         <w:t xml:space="preserve">or any preferable template </w:t>
       </w:r>
       <w:r>
         <w:rPr>
           <w:rFonts w:ascii="Calibri" w:hAnsi="Calibri" w:cs="Calibri"/>
-          <w:sz w:val="36"/>
-          <w:szCs w:val="36"/>
-        </w:rPr>
-        <w:t>and rename for eg. Postman learning</w:t>
-      </w:r>
-    </w:p>
-    <w:p>
-      <w:pPr>
-        <w:jc w:val="both"/>
-        <w:rPr>
-          <w:rFonts w:ascii="Calibri" w:hAnsi="Calibri" w:cs="Calibri"/>
-          <w:sz w:val="36"/>
-          <w:szCs w:val="36"/>
-        </w:rPr>
-      </w:pPr>
-    </w:p>
-    <w:p>
-      <w:pPr>
-        <w:jc w:val="both"/>
-        <w:rPr>
-          <w:rFonts w:ascii="Calibri" w:hAnsi="Calibri" w:cs="Calibri"/>
-          <w:sz w:val="36"/>
-          <w:szCs w:val="36"/>
+          <w:sz w:val="34"/>
+          <w:szCs w:val="34"/>
+        </w:rPr>
+        <w:t xml:space="preserve">and rename for </w:t>
+      </w:r>
+      <w:r>
+        <w:rPr>
+          <w:rFonts w:ascii="Calibri" w:hAnsi="Calibri" w:cs="Calibri"/>
+          <w:sz w:val="34"/>
+          <w:szCs w:val="34"/>
+        </w:rPr>
+        <w:t>e.g.</w:t>
+      </w:r>
+      <w:r>
+        <w:rPr>
+          <w:rFonts w:ascii="Calibri" w:hAnsi="Calibri" w:cs="Calibri"/>
+          <w:sz w:val="34"/>
+          <w:szCs w:val="34"/>
+        </w:rPr>
+        <w:t xml:space="preserve"> Postman learning</w:t>
+      </w:r>
+    </w:p>
+    <w:p>
+      <w:pPr>
+        <w:jc w:val="both"/>
+        <w:rPr>
+          <w:rFonts w:ascii="Calibri" w:hAnsi="Calibri" w:cs="Calibri"/>
+          <w:sz w:val="34"/>
+          <w:szCs w:val="34"/>
+        </w:rPr>
+      </w:pPr>
+    </w:p>
+    <w:p>
+      <w:pPr>
+        <w:jc w:val="both"/>
+        <w:rPr>
+          <w:rFonts w:ascii="Calibri" w:hAnsi="Calibri" w:cs="Calibri"/>
+          <w:sz w:val="34"/>
+          <w:szCs w:val="34"/>
         </w:rPr>
       </w:pPr>
       <w:r>
         <w:rPr>
           <w:rFonts w:ascii="Calibri" w:hAnsi="Calibri" w:cs="Calibri"/>
           <w:noProof/>
+          <w:sz w:val="22"/>
+          <w:szCs w:val="22"/>
         </w:rPr>
         <w:drawing>
           <wp:anchor distT="0" distB="0" distL="114300" distR="114300" simplePos="0" relativeHeight="251659264" behindDoc="0" locked="0" layoutInCell="1" allowOverlap="1" wp14:anchorId="00185097" wp14:editId="2C3AE92D">
@@ -357,7 +592,7 @@
                     </pic:cNvPicPr>
                   </pic:nvPicPr>
                   <pic:blipFill>
-                    <a:blip r:embed="rId7">
+                    <a:blip r:embed="rId8">
                       <a:extLst>
                         <a:ext uri="{28A0092B-C50C-407E-A947-70E740481C1C}">
                           <a14:useLocalDpi xmlns:a14="http://schemas.microsoft.com/office/drawing/2010/main" val="0"/>
@@ -400,84 +635,86 @@
         <w:jc w:val="both"/>
         <w:rPr>
           <w:rFonts w:ascii="Calibri" w:hAnsi="Calibri" w:cs="Calibri"/>
-          <w:sz w:val="36"/>
-          <w:szCs w:val="36"/>
-        </w:rPr>
-      </w:pPr>
-    </w:p>
-    <w:p>
-      <w:pPr>
-        <w:jc w:val="both"/>
-        <w:rPr>
-          <w:rFonts w:ascii="Calibri" w:hAnsi="Calibri" w:cs="Calibri"/>
-          <w:sz w:val="36"/>
-          <w:szCs w:val="36"/>
-        </w:rPr>
-      </w:pPr>
-    </w:p>
-    <w:p>
-      <w:pPr>
-        <w:jc w:val="both"/>
-        <w:rPr>
-          <w:rFonts w:ascii="Calibri" w:hAnsi="Calibri" w:cs="Calibri"/>
-          <w:sz w:val="36"/>
-          <w:szCs w:val="36"/>
-        </w:rPr>
-      </w:pPr>
-    </w:p>
-    <w:p>
-      <w:pPr>
-        <w:jc w:val="both"/>
-        <w:rPr>
-          <w:rFonts w:ascii="Calibri" w:hAnsi="Calibri" w:cs="Calibri"/>
-          <w:sz w:val="36"/>
-          <w:szCs w:val="36"/>
-        </w:rPr>
-      </w:pPr>
-    </w:p>
-    <w:p>
-      <w:pPr>
-        <w:jc w:val="both"/>
-        <w:rPr>
-          <w:rFonts w:ascii="Calibri" w:hAnsi="Calibri" w:cs="Calibri"/>
-          <w:sz w:val="36"/>
-          <w:szCs w:val="36"/>
-        </w:rPr>
-      </w:pPr>
-    </w:p>
-    <w:p>
-      <w:pPr>
-        <w:jc w:val="both"/>
-        <w:rPr>
-          <w:rFonts w:ascii="Calibri" w:hAnsi="Calibri" w:cs="Calibri"/>
-          <w:sz w:val="36"/>
-          <w:szCs w:val="36"/>
-        </w:rPr>
-      </w:pPr>
-      <w:r>
-        <w:rPr>
-          <w:rFonts w:ascii="Calibri" w:hAnsi="Calibri" w:cs="Calibri"/>
-          <w:sz w:val="36"/>
-          <w:szCs w:val="36"/>
+          <w:sz w:val="34"/>
+          <w:szCs w:val="34"/>
+        </w:rPr>
+      </w:pPr>
+    </w:p>
+    <w:p>
+      <w:pPr>
+        <w:jc w:val="both"/>
+        <w:rPr>
+          <w:rFonts w:ascii="Calibri" w:hAnsi="Calibri" w:cs="Calibri"/>
+          <w:sz w:val="34"/>
+          <w:szCs w:val="34"/>
+        </w:rPr>
+      </w:pPr>
+    </w:p>
+    <w:p>
+      <w:pPr>
+        <w:jc w:val="both"/>
+        <w:rPr>
+          <w:rFonts w:ascii="Calibri" w:hAnsi="Calibri" w:cs="Calibri"/>
+          <w:sz w:val="34"/>
+          <w:szCs w:val="34"/>
+        </w:rPr>
+      </w:pPr>
+    </w:p>
+    <w:p>
+      <w:pPr>
+        <w:jc w:val="both"/>
+        <w:rPr>
+          <w:rFonts w:ascii="Calibri" w:hAnsi="Calibri" w:cs="Calibri"/>
+          <w:sz w:val="34"/>
+          <w:szCs w:val="34"/>
+        </w:rPr>
+      </w:pPr>
+    </w:p>
+    <w:p>
+      <w:pPr>
+        <w:jc w:val="both"/>
+        <w:rPr>
+          <w:rFonts w:ascii="Calibri" w:hAnsi="Calibri" w:cs="Calibri"/>
+          <w:sz w:val="34"/>
+          <w:szCs w:val="34"/>
+        </w:rPr>
+      </w:pPr>
+    </w:p>
+    <w:p>
+      <w:pPr>
+        <w:jc w:val="both"/>
+        <w:rPr>
+          <w:rFonts w:ascii="Calibri" w:hAnsi="Calibri" w:cs="Calibri"/>
+          <w:sz w:val="34"/>
+          <w:szCs w:val="34"/>
+        </w:rPr>
+      </w:pPr>
+      <w:r>
+        <w:rPr>
+          <w:rFonts w:ascii="Calibri" w:hAnsi="Calibri" w:cs="Calibri"/>
+          <w:sz w:val="34"/>
+          <w:szCs w:val="34"/>
+        </w:rPr>
+        <w:t># Then add a request by clicking on the three dots of the collection and rename it.</w:t>
+      </w:r>
+    </w:p>
+    <w:p>
+      <w:pPr>
+        <w:jc w:val="both"/>
+        <w:rPr>
+          <w:rFonts w:ascii="Calibri" w:hAnsi="Calibri" w:cs="Calibri"/>
+          <w:sz w:val="34"/>
+          <w:szCs w:val="34"/>
+        </w:rPr>
+      </w:pPr>
+      <w:r>
+        <w:rPr>
+          <w:rFonts w:ascii="Calibri" w:hAnsi="Calibri" w:cs="Calibri"/>
+          <w:noProof/>
+          <w:sz w:val="22"/>
+          <w:szCs w:val="22"/>
         </w:rPr>
         <w:lastRenderedPageBreak/>
-        <w:t># Then add a request by clicking on the three dots of the collection and rename it.</w:t>
-      </w:r>
-    </w:p>
-    <w:p>
-      <w:pPr>
-        <w:jc w:val="both"/>
-        <w:rPr>
-          <w:rFonts w:ascii="Calibri" w:hAnsi="Calibri" w:cs="Calibri"/>
-          <w:sz w:val="36"/>
-          <w:szCs w:val="36"/>
-        </w:rPr>
-      </w:pPr>
-      <w:r>
-        <w:rPr>
-          <w:rFonts w:ascii="Calibri" w:hAnsi="Calibri" w:cs="Calibri"/>
-          <w:noProof/>
-        </w:rPr>
         <w:drawing>
           <wp:anchor distT="0" distB="0" distL="114300" distR="114300" simplePos="0" relativeHeight="251660288" behindDoc="0" locked="0" layoutInCell="1" allowOverlap="1" wp14:anchorId="32DBB752" wp14:editId="132FC7F5">
             <wp:simplePos x="0" y="0"/>
@@ -504,7 +741,7 @@
                     </pic:cNvPicPr>
                   </pic:nvPicPr>
                   <pic:blipFill>
-                    <a:blip r:embed="rId8">
+                    <a:blip r:embed="rId9">
                       <a:extLst>
                         <a:ext uri="{28A0092B-C50C-407E-A947-70E740481C1C}">
                           <a14:useLocalDpi xmlns:a14="http://schemas.microsoft.com/office/drawing/2010/main" val="0"/>
@@ -547,133 +784,149 @@
         <w:jc w:val="both"/>
         <w:rPr>
           <w:rFonts w:ascii="Calibri" w:hAnsi="Calibri" w:cs="Calibri"/>
-          <w:sz w:val="36"/>
-          <w:szCs w:val="36"/>
-        </w:rPr>
-      </w:pPr>
-    </w:p>
-    <w:p>
-      <w:pPr>
-        <w:jc w:val="both"/>
-        <w:rPr>
-          <w:rFonts w:ascii="Calibri" w:hAnsi="Calibri" w:cs="Calibri"/>
-          <w:sz w:val="36"/>
-          <w:szCs w:val="36"/>
-        </w:rPr>
-      </w:pPr>
-    </w:p>
-    <w:p>
-      <w:pPr>
-        <w:jc w:val="both"/>
-        <w:rPr>
-          <w:rFonts w:ascii="Calibri" w:hAnsi="Calibri" w:cs="Calibri"/>
-          <w:sz w:val="36"/>
-          <w:szCs w:val="36"/>
-        </w:rPr>
-      </w:pPr>
-    </w:p>
-    <w:p>
-      <w:pPr>
-        <w:jc w:val="both"/>
-        <w:rPr>
-          <w:rFonts w:ascii="Calibri" w:hAnsi="Calibri" w:cs="Calibri"/>
-          <w:sz w:val="36"/>
-          <w:szCs w:val="36"/>
-        </w:rPr>
-      </w:pPr>
-    </w:p>
-    <w:p>
-      <w:pPr>
-        <w:jc w:val="both"/>
-        <w:rPr>
-          <w:rFonts w:ascii="Calibri" w:hAnsi="Calibri" w:cs="Calibri"/>
-          <w:sz w:val="36"/>
-          <w:szCs w:val="36"/>
-        </w:rPr>
-      </w:pPr>
-    </w:p>
-    <w:p>
-      <w:pPr>
-        <w:jc w:val="both"/>
-        <w:rPr>
-          <w:rFonts w:ascii="Calibri" w:hAnsi="Calibri" w:cs="Calibri"/>
-          <w:sz w:val="36"/>
-          <w:szCs w:val="36"/>
-        </w:rPr>
-      </w:pPr>
-    </w:p>
-    <w:p>
-      <w:pPr>
-        <w:jc w:val="both"/>
-        <w:rPr>
-          <w:rFonts w:ascii="Calibri" w:hAnsi="Calibri" w:cs="Calibri"/>
-          <w:sz w:val="36"/>
-          <w:szCs w:val="36"/>
-        </w:rPr>
-      </w:pPr>
-    </w:p>
-    <w:p>
-      <w:pPr>
-        <w:jc w:val="both"/>
-        <w:rPr>
-          <w:rFonts w:ascii="Calibri" w:hAnsi="Calibri" w:cs="Calibri"/>
-          <w:sz w:val="36"/>
-          <w:szCs w:val="36"/>
-        </w:rPr>
-      </w:pPr>
-    </w:p>
-    <w:p>
-      <w:pPr>
-        <w:jc w:val="both"/>
-        <w:rPr>
-          <w:rFonts w:ascii="Calibri" w:hAnsi="Calibri" w:cs="Calibri"/>
-          <w:sz w:val="36"/>
-          <w:szCs w:val="36"/>
-        </w:rPr>
-      </w:pPr>
-    </w:p>
-    <w:p>
-      <w:pPr>
-        <w:jc w:val="both"/>
-        <w:rPr>
-          <w:rFonts w:ascii="Calibri" w:hAnsi="Calibri" w:cs="Calibri"/>
-          <w:sz w:val="36"/>
-          <w:szCs w:val="36"/>
-        </w:rPr>
-      </w:pPr>
-    </w:p>
-    <w:p>
-      <w:pPr>
-        <w:jc w:val="both"/>
-        <w:rPr>
-          <w:rFonts w:ascii="Calibri" w:hAnsi="Calibri" w:cs="Calibri"/>
-          <w:sz w:val="36"/>
-          <w:szCs w:val="36"/>
-        </w:rPr>
-      </w:pPr>
-    </w:p>
-    <w:p>
-      <w:pPr>
-        <w:jc w:val="both"/>
-        <w:rPr>
-          <w:rFonts w:ascii="Calibri" w:hAnsi="Calibri" w:cs="Calibri"/>
-          <w:sz w:val="36"/>
-          <w:szCs w:val="36"/>
-        </w:rPr>
-      </w:pPr>
-      <w:r>
-        <w:rPr>
-          <w:rFonts w:ascii="Calibri" w:hAnsi="Calibri" w:cs="Calibri"/>
-          <w:sz w:val="36"/>
-          <w:szCs w:val="36"/>
-        </w:rPr>
-        <w:t># Now we can just paste the api link and see the response in json or preview</w:t>
-      </w:r>
-      <w:r>
-        <w:rPr>
-          <w:rFonts w:ascii="Calibri" w:hAnsi="Calibri" w:cs="Calibri"/>
-          <w:sz w:val="36"/>
-          <w:szCs w:val="36"/>
+          <w:sz w:val="34"/>
+          <w:szCs w:val="34"/>
+        </w:rPr>
+      </w:pPr>
+    </w:p>
+    <w:p>
+      <w:pPr>
+        <w:jc w:val="both"/>
+        <w:rPr>
+          <w:rFonts w:ascii="Calibri" w:hAnsi="Calibri" w:cs="Calibri"/>
+          <w:sz w:val="34"/>
+          <w:szCs w:val="34"/>
+        </w:rPr>
+      </w:pPr>
+    </w:p>
+    <w:p>
+      <w:pPr>
+        <w:jc w:val="both"/>
+        <w:rPr>
+          <w:rFonts w:ascii="Calibri" w:hAnsi="Calibri" w:cs="Calibri"/>
+          <w:sz w:val="34"/>
+          <w:szCs w:val="34"/>
+        </w:rPr>
+      </w:pPr>
+    </w:p>
+    <w:p>
+      <w:pPr>
+        <w:jc w:val="both"/>
+        <w:rPr>
+          <w:rFonts w:ascii="Calibri" w:hAnsi="Calibri" w:cs="Calibri"/>
+          <w:sz w:val="34"/>
+          <w:szCs w:val="34"/>
+        </w:rPr>
+      </w:pPr>
+    </w:p>
+    <w:p>
+      <w:pPr>
+        <w:jc w:val="both"/>
+        <w:rPr>
+          <w:rFonts w:ascii="Calibri" w:hAnsi="Calibri" w:cs="Calibri"/>
+          <w:sz w:val="34"/>
+          <w:szCs w:val="34"/>
+        </w:rPr>
+      </w:pPr>
+    </w:p>
+    <w:p>
+      <w:pPr>
+        <w:jc w:val="both"/>
+        <w:rPr>
+          <w:rFonts w:ascii="Calibri" w:hAnsi="Calibri" w:cs="Calibri"/>
+          <w:sz w:val="34"/>
+          <w:szCs w:val="34"/>
+        </w:rPr>
+      </w:pPr>
+    </w:p>
+    <w:p>
+      <w:pPr>
+        <w:jc w:val="both"/>
+        <w:rPr>
+          <w:rFonts w:ascii="Calibri" w:hAnsi="Calibri" w:cs="Calibri"/>
+          <w:sz w:val="34"/>
+          <w:szCs w:val="34"/>
+        </w:rPr>
+      </w:pPr>
+    </w:p>
+    <w:p>
+      <w:pPr>
+        <w:jc w:val="both"/>
+        <w:rPr>
+          <w:rFonts w:ascii="Calibri" w:hAnsi="Calibri" w:cs="Calibri"/>
+          <w:sz w:val="34"/>
+          <w:szCs w:val="34"/>
+        </w:rPr>
+      </w:pPr>
+    </w:p>
+    <w:p>
+      <w:pPr>
+        <w:jc w:val="both"/>
+        <w:rPr>
+          <w:rFonts w:ascii="Calibri" w:hAnsi="Calibri" w:cs="Calibri"/>
+          <w:sz w:val="34"/>
+          <w:szCs w:val="34"/>
+        </w:rPr>
+      </w:pPr>
+    </w:p>
+    <w:p>
+      <w:pPr>
+        <w:jc w:val="both"/>
+        <w:rPr>
+          <w:rFonts w:ascii="Calibri" w:hAnsi="Calibri" w:cs="Calibri"/>
+          <w:sz w:val="34"/>
+          <w:szCs w:val="34"/>
+        </w:rPr>
+      </w:pPr>
+    </w:p>
+    <w:p>
+      <w:pPr>
+        <w:jc w:val="both"/>
+        <w:rPr>
+          <w:rFonts w:ascii="Calibri" w:hAnsi="Calibri" w:cs="Calibri"/>
+          <w:sz w:val="34"/>
+          <w:szCs w:val="34"/>
+        </w:rPr>
+      </w:pPr>
+    </w:p>
+    <w:p>
+      <w:pPr>
+        <w:jc w:val="both"/>
+        <w:rPr>
+          <w:rFonts w:ascii="Calibri" w:hAnsi="Calibri" w:cs="Calibri"/>
+          <w:sz w:val="34"/>
+          <w:szCs w:val="34"/>
+        </w:rPr>
+      </w:pPr>
+      <w:r>
+        <w:rPr>
+          <w:rFonts w:ascii="Calibri" w:hAnsi="Calibri" w:cs="Calibri"/>
+          <w:sz w:val="34"/>
+          <w:szCs w:val="34"/>
+        </w:rPr>
+        <w:t xml:space="preserve"># Now we can just paste the </w:t>
+      </w:r>
+      <w:r>
+        <w:rPr>
+          <w:rFonts w:ascii="Calibri" w:hAnsi="Calibri" w:cs="Calibri"/>
+          <w:sz w:val="34"/>
+          <w:szCs w:val="34"/>
+        </w:rPr>
+        <w:t>API</w:t>
+      </w:r>
+      <w:r>
+        <w:rPr>
+          <w:rFonts w:ascii="Calibri" w:hAnsi="Calibri" w:cs="Calibri"/>
+          <w:sz w:val="34"/>
+          <w:szCs w:val="34"/>
+        </w:rPr>
+        <w:t xml:space="preserve"> link and see the response in json or preview</w:t>
+      </w:r>
+      <w:r>
+        <w:rPr>
+          <w:rFonts w:ascii="Calibri" w:hAnsi="Calibri" w:cs="Calibri"/>
+          <w:sz w:val="34"/>
+          <w:szCs w:val="34"/>
         </w:rPr>
         <w:t>.</w:t>
       </w:r>
@@ -683,27 +936,31 @@
         <w:jc w:val="both"/>
         <w:rPr>
           <w:rFonts w:ascii="Calibri" w:hAnsi="Calibri" w:cs="Calibri"/>
-          <w:sz w:val="36"/>
-          <w:szCs w:val="36"/>
+          <w:sz w:val="34"/>
+          <w:szCs w:val="34"/>
+        </w:rPr>
+      </w:pPr>
+    </w:p>
+    <w:p>
+      <w:pPr>
+        <w:jc w:val="both"/>
+        <w:rPr>
+          <w:rFonts w:ascii="Calibri" w:hAnsi="Calibri" w:cs="Calibri"/>
+          <w:sz w:val="34"/>
+          <w:szCs w:val="34"/>
         </w:rPr>
       </w:pPr>
       <w:r>
         <w:rPr>
           <w:rFonts w:ascii="Calibri" w:hAnsi="Calibri" w:cs="Calibri"/>
           <w:noProof/>
+          <w:sz w:val="22"/>
+          <w:szCs w:val="22"/>
         </w:rPr>
         <w:drawing>
-          <wp:anchor distT="0" distB="0" distL="114300" distR="114300" simplePos="0" relativeHeight="251661312" behindDoc="0" locked="0" layoutInCell="1" allowOverlap="1" wp14:anchorId="71319E98" wp14:editId="630950FC">
-            <wp:simplePos x="0" y="0"/>
-            <wp:positionH relativeFrom="margin">
-              <wp:align>center</wp:align>
-            </wp:positionH>
-            <wp:positionV relativeFrom="paragraph">
-              <wp:posOffset>5436</wp:posOffset>
-            </wp:positionV>
+          <wp:inline distT="0" distB="0" distL="0" distR="0" wp14:anchorId="71319E98" wp14:editId="4193FAFD">
             <wp:extent cx="4854497" cy="2541269"/>
             <wp:effectExtent l="0" t="0" r="3810" b="0"/>
-            <wp:wrapNone/>
             <wp:docPr id="4" name="Picture 4"/>
             <wp:cNvGraphicFramePr>
               <a:graphicFrameLocks xmlns:a="http://schemas.openxmlformats.org/drawingml/2006/main" noChangeAspect="1"/>
@@ -718,7 +975,7 @@
                     </pic:cNvPicPr>
                   </pic:nvPicPr>
                   <pic:blipFill>
-                    <a:blip r:embed="rId9" cstate="print">
+                    <a:blip r:embed="rId10" cstate="print">
                       <a:extLst>
                         <a:ext uri="{28A0092B-C50C-407E-A947-70E740481C1C}">
                           <a14:useLocalDpi xmlns:a14="http://schemas.microsoft.com/office/drawing/2010/main" val="0"/>
@@ -746,13 +1003,7 @@
                 </pic:pic>
               </a:graphicData>
             </a:graphic>
-            <wp14:sizeRelH relativeFrom="page">
-              <wp14:pctWidth>0</wp14:pctWidth>
-            </wp14:sizeRelH>
-            <wp14:sizeRelV relativeFrom="page">
-              <wp14:pctHeight>0</wp14:pctHeight>
-            </wp14:sizeRelV>
-          </wp:anchor>
+          </wp:inline>
         </w:drawing>
       </w:r>
     </w:p>
@@ -761,55 +1012,15 @@
         <w:jc w:val="both"/>
         <w:rPr>
           <w:rFonts w:ascii="Calibri" w:hAnsi="Calibri" w:cs="Calibri"/>
-          <w:sz w:val="36"/>
-          <w:szCs w:val="36"/>
-        </w:rPr>
-      </w:pPr>
-    </w:p>
-    <w:p>
-      <w:pPr>
-        <w:jc w:val="both"/>
-        <w:rPr>
-          <w:rFonts w:ascii="Calibri" w:hAnsi="Calibri" w:cs="Calibri"/>
-          <w:sz w:val="36"/>
-          <w:szCs w:val="36"/>
-        </w:rPr>
-      </w:pPr>
-    </w:p>
-    <w:p>
-      <w:pPr>
-        <w:jc w:val="both"/>
-        <w:rPr>
-          <w:rFonts w:ascii="Calibri" w:hAnsi="Calibri" w:cs="Calibri"/>
-          <w:sz w:val="36"/>
-          <w:szCs w:val="36"/>
-        </w:rPr>
-      </w:pPr>
-    </w:p>
-    <w:p>
-      <w:pPr>
-        <w:jc w:val="both"/>
-        <w:rPr>
-          <w:rFonts w:ascii="Calibri" w:hAnsi="Calibri" w:cs="Calibri"/>
-          <w:sz w:val="36"/>
-          <w:szCs w:val="36"/>
-        </w:rPr>
-      </w:pPr>
-    </w:p>
-    <w:p>
-      <w:pPr>
-        <w:jc w:val="both"/>
-        <w:rPr>
-          <w:rFonts w:ascii="Calibri" w:hAnsi="Calibri" w:cs="Calibri"/>
-          <w:sz w:val="36"/>
-          <w:szCs w:val="36"/>
-        </w:rPr>
-      </w:pPr>
-      <w:r>
-        <w:rPr>
-          <w:rFonts w:ascii="Calibri" w:hAnsi="Calibri" w:cs="Calibri"/>
-          <w:sz w:val="36"/>
-          <w:szCs w:val="36"/>
+          <w:sz w:val="34"/>
+          <w:szCs w:val="34"/>
+        </w:rPr>
+      </w:pPr>
+      <w:r>
+        <w:rPr>
+          <w:rFonts w:ascii="Calibri" w:hAnsi="Calibri" w:cs="Calibri"/>
+          <w:sz w:val="34"/>
+          <w:szCs w:val="34"/>
         </w:rPr>
         <w:lastRenderedPageBreak/>
         <w:t># Now we can also pass queries without writing them in the link or using params. Instead, we can use the postman’s params. We can just edit the</w:t>
@@ -819,16 +1030,16 @@
           <w:rFonts w:ascii="Calibri" w:hAnsi="Calibri" w:cs="Calibri"/>
           <w:b/>
           <w:bCs/>
-          <w:sz w:val="36"/>
-          <w:szCs w:val="36"/>
+          <w:sz w:val="34"/>
+          <w:szCs w:val="34"/>
         </w:rPr>
         <w:t xml:space="preserve"> key</w:t>
       </w:r>
       <w:r>
         <w:rPr>
           <w:rFonts w:ascii="Calibri" w:hAnsi="Calibri" w:cs="Calibri"/>
-          <w:sz w:val="36"/>
-          <w:szCs w:val="36"/>
+          <w:sz w:val="34"/>
+          <w:szCs w:val="34"/>
         </w:rPr>
         <w:t xml:space="preserve"> and </w:t>
       </w:r>
@@ -837,24 +1048,24 @@
           <w:rFonts w:ascii="Calibri" w:hAnsi="Calibri" w:cs="Calibri"/>
           <w:b/>
           <w:bCs/>
-          <w:sz w:val="36"/>
-          <w:szCs w:val="36"/>
+          <w:sz w:val="34"/>
+          <w:szCs w:val="34"/>
         </w:rPr>
         <w:t>value</w:t>
       </w:r>
       <w:r>
         <w:rPr>
           <w:rFonts w:ascii="Calibri" w:hAnsi="Calibri" w:cs="Calibri"/>
-          <w:sz w:val="36"/>
-          <w:szCs w:val="36"/>
+          <w:sz w:val="34"/>
+          <w:szCs w:val="34"/>
         </w:rPr>
         <w:t xml:space="preserve"> and get our query response</w:t>
       </w:r>
       <w:r>
         <w:rPr>
           <w:rFonts w:ascii="Calibri" w:hAnsi="Calibri" w:cs="Calibri"/>
-          <w:sz w:val="36"/>
-          <w:szCs w:val="36"/>
+          <w:sz w:val="34"/>
+          <w:szCs w:val="34"/>
         </w:rPr>
         <w:t xml:space="preserve">. Like we set the </w:t>
       </w:r>
@@ -863,16 +1074,16 @@
           <w:rFonts w:ascii="Calibri" w:hAnsi="Calibri" w:cs="Calibri"/>
           <w:b/>
           <w:bCs/>
-          <w:sz w:val="36"/>
-          <w:szCs w:val="36"/>
+          <w:sz w:val="34"/>
+          <w:szCs w:val="34"/>
         </w:rPr>
         <w:t xml:space="preserve">key </w:t>
       </w:r>
       <w:r>
         <w:rPr>
           <w:rFonts w:ascii="Calibri" w:hAnsi="Calibri" w:cs="Calibri"/>
-          <w:sz w:val="36"/>
-          <w:szCs w:val="36"/>
+          <w:sz w:val="34"/>
+          <w:szCs w:val="34"/>
         </w:rPr>
         <w:t xml:space="preserve">to </w:t>
       </w:r>
@@ -881,16 +1092,16 @@
           <w:rFonts w:ascii="Calibri" w:hAnsi="Calibri" w:cs="Calibri"/>
           <w:b/>
           <w:bCs/>
-          <w:sz w:val="36"/>
-          <w:szCs w:val="36"/>
+          <w:sz w:val="34"/>
+          <w:szCs w:val="34"/>
         </w:rPr>
         <w:t>type</w:t>
       </w:r>
       <w:r>
         <w:rPr>
           <w:rFonts w:ascii="Calibri" w:hAnsi="Calibri" w:cs="Calibri"/>
-          <w:sz w:val="36"/>
-          <w:szCs w:val="36"/>
+          <w:sz w:val="34"/>
+          <w:szCs w:val="34"/>
         </w:rPr>
         <w:t xml:space="preserve"> and </w:t>
       </w:r>
@@ -899,16 +1110,16 @@
           <w:rFonts w:ascii="Calibri" w:hAnsi="Calibri" w:cs="Calibri"/>
           <w:b/>
           <w:bCs/>
-          <w:sz w:val="36"/>
-          <w:szCs w:val="36"/>
+          <w:sz w:val="34"/>
+          <w:szCs w:val="34"/>
         </w:rPr>
         <w:t>value</w:t>
       </w:r>
       <w:r>
         <w:rPr>
           <w:rFonts w:ascii="Calibri" w:hAnsi="Calibri" w:cs="Calibri"/>
-          <w:sz w:val="36"/>
-          <w:szCs w:val="36"/>
+          <w:sz w:val="34"/>
+          <w:szCs w:val="34"/>
         </w:rPr>
         <w:t xml:space="preserve"> to </w:t>
       </w:r>
@@ -917,16 +1128,16 @@
           <w:rFonts w:ascii="Calibri" w:hAnsi="Calibri" w:cs="Calibri"/>
           <w:b/>
           <w:bCs/>
-          <w:sz w:val="36"/>
-          <w:szCs w:val="36"/>
+          <w:sz w:val="34"/>
+          <w:szCs w:val="34"/>
         </w:rPr>
         <w:t xml:space="preserve">fiction </w:t>
       </w:r>
       <w:r>
         <w:rPr>
           <w:rFonts w:ascii="Calibri" w:hAnsi="Calibri" w:cs="Calibri"/>
-          <w:sz w:val="36"/>
-          <w:szCs w:val="36"/>
+          <w:sz w:val="34"/>
+          <w:szCs w:val="34"/>
         </w:rPr>
         <w:t>so that we can get only fiction books. But we must read the documentation to know if our params key is valid or not.</w:t>
       </w:r>
@@ -936,17 +1147,19 @@
         <w:jc w:val="both"/>
         <w:rPr>
           <w:rFonts w:ascii="Calibri" w:hAnsi="Calibri" w:cs="Calibri"/>
-          <w:sz w:val="36"/>
-          <w:szCs w:val="36"/>
+          <w:sz w:val="34"/>
+          <w:szCs w:val="34"/>
         </w:rPr>
       </w:pPr>
       <w:r>
         <w:rPr>
           <w:rFonts w:ascii="Calibri" w:hAnsi="Calibri" w:cs="Calibri"/>
           <w:noProof/>
+          <w:sz w:val="22"/>
+          <w:szCs w:val="22"/>
         </w:rPr>
         <w:drawing>
-          <wp:anchor distT="0" distB="0" distL="114300" distR="114300" simplePos="0" relativeHeight="251662336" behindDoc="0" locked="0" layoutInCell="1" allowOverlap="1" wp14:anchorId="15467FBA" wp14:editId="7F57B6B6">
+          <wp:anchor distT="0" distB="0" distL="114300" distR="114300" simplePos="0" relativeHeight="251662336" behindDoc="0" locked="0" layoutInCell="1" allowOverlap="1" wp14:anchorId="15467FBA" wp14:editId="3A6EA3F0">
             <wp:simplePos x="0" y="0"/>
             <wp:positionH relativeFrom="margin">
               <wp:align>right</wp:align>
@@ -971,7 +1184,7 @@
                     </pic:cNvPicPr>
                   </pic:nvPicPr>
                   <pic:blipFill>
-                    <a:blip r:embed="rId10" cstate="print">
+                    <a:blip r:embed="rId11" cstate="print">
                       <a:extLst>
                         <a:ext uri="{28A0092B-C50C-407E-A947-70E740481C1C}">
                           <a14:useLocalDpi xmlns:a14="http://schemas.microsoft.com/office/drawing/2010/main" val="0"/>
@@ -1014,103 +1227,103 @@
         <w:jc w:val="both"/>
         <w:rPr>
           <w:rFonts w:ascii="Calibri" w:hAnsi="Calibri" w:cs="Calibri"/>
-          <w:sz w:val="36"/>
-          <w:szCs w:val="36"/>
-        </w:rPr>
-      </w:pPr>
-    </w:p>
-    <w:p>
-      <w:pPr>
-        <w:jc w:val="both"/>
-        <w:rPr>
-          <w:rFonts w:ascii="Calibri" w:hAnsi="Calibri" w:cs="Calibri"/>
-          <w:sz w:val="36"/>
-          <w:szCs w:val="36"/>
-        </w:rPr>
-      </w:pPr>
-    </w:p>
-    <w:p>
-      <w:pPr>
-        <w:jc w:val="both"/>
-        <w:rPr>
-          <w:rFonts w:ascii="Calibri" w:hAnsi="Calibri" w:cs="Calibri"/>
-          <w:sz w:val="36"/>
-          <w:szCs w:val="36"/>
-        </w:rPr>
-      </w:pPr>
-    </w:p>
-    <w:p>
-      <w:pPr>
-        <w:jc w:val="both"/>
-        <w:rPr>
-          <w:rFonts w:ascii="Calibri" w:hAnsi="Calibri" w:cs="Calibri"/>
-          <w:sz w:val="36"/>
-          <w:szCs w:val="36"/>
-        </w:rPr>
-      </w:pPr>
-    </w:p>
-    <w:p>
-      <w:pPr>
-        <w:jc w:val="both"/>
-        <w:rPr>
-          <w:rFonts w:ascii="Calibri" w:hAnsi="Calibri" w:cs="Calibri"/>
-          <w:sz w:val="36"/>
-          <w:szCs w:val="36"/>
-        </w:rPr>
-      </w:pPr>
-    </w:p>
-    <w:p>
-      <w:pPr>
-        <w:jc w:val="both"/>
-        <w:rPr>
-          <w:rFonts w:ascii="Calibri" w:hAnsi="Calibri" w:cs="Calibri"/>
-          <w:sz w:val="36"/>
-          <w:szCs w:val="36"/>
-        </w:rPr>
-      </w:pPr>
-    </w:p>
-    <w:p>
-      <w:pPr>
-        <w:jc w:val="both"/>
-        <w:rPr>
-          <w:rFonts w:ascii="Calibri" w:hAnsi="Calibri" w:cs="Calibri"/>
-          <w:sz w:val="36"/>
-          <w:szCs w:val="36"/>
-        </w:rPr>
-      </w:pPr>
-    </w:p>
-    <w:p>
-      <w:pPr>
-        <w:jc w:val="both"/>
-        <w:rPr>
-          <w:rFonts w:ascii="Calibri" w:hAnsi="Calibri" w:cs="Calibri"/>
-          <w:sz w:val="36"/>
-          <w:szCs w:val="36"/>
-        </w:rPr>
-      </w:pPr>
-    </w:p>
-    <w:p>
-      <w:pPr>
-        <w:jc w:val="both"/>
-        <w:rPr>
-          <w:rFonts w:ascii="Calibri" w:hAnsi="Calibri" w:cs="Calibri"/>
-          <w:sz w:val="36"/>
-          <w:szCs w:val="36"/>
-        </w:rPr>
-      </w:pPr>
-      <w:r>
-        <w:rPr>
-          <w:rFonts w:ascii="Calibri" w:hAnsi="Calibri" w:cs="Calibri"/>
-          <w:sz w:val="36"/>
-          <w:szCs w:val="36"/>
+          <w:sz w:val="34"/>
+          <w:szCs w:val="34"/>
+        </w:rPr>
+      </w:pPr>
+    </w:p>
+    <w:p>
+      <w:pPr>
+        <w:jc w:val="both"/>
+        <w:rPr>
+          <w:rFonts w:ascii="Calibri" w:hAnsi="Calibri" w:cs="Calibri"/>
+          <w:sz w:val="34"/>
+          <w:szCs w:val="34"/>
+        </w:rPr>
+      </w:pPr>
+    </w:p>
+    <w:p>
+      <w:pPr>
+        <w:jc w:val="both"/>
+        <w:rPr>
+          <w:rFonts w:ascii="Calibri" w:hAnsi="Calibri" w:cs="Calibri"/>
+          <w:sz w:val="34"/>
+          <w:szCs w:val="34"/>
+        </w:rPr>
+      </w:pPr>
+    </w:p>
+    <w:p>
+      <w:pPr>
+        <w:jc w:val="both"/>
+        <w:rPr>
+          <w:rFonts w:ascii="Calibri" w:hAnsi="Calibri" w:cs="Calibri"/>
+          <w:sz w:val="34"/>
+          <w:szCs w:val="34"/>
+        </w:rPr>
+      </w:pPr>
+    </w:p>
+    <w:p>
+      <w:pPr>
+        <w:jc w:val="both"/>
+        <w:rPr>
+          <w:rFonts w:ascii="Calibri" w:hAnsi="Calibri" w:cs="Calibri"/>
+          <w:sz w:val="34"/>
+          <w:szCs w:val="34"/>
+        </w:rPr>
+      </w:pPr>
+    </w:p>
+    <w:p>
+      <w:pPr>
+        <w:jc w:val="both"/>
+        <w:rPr>
+          <w:rFonts w:ascii="Calibri" w:hAnsi="Calibri" w:cs="Calibri"/>
+          <w:sz w:val="34"/>
+          <w:szCs w:val="34"/>
+        </w:rPr>
+      </w:pPr>
+    </w:p>
+    <w:p>
+      <w:pPr>
+        <w:jc w:val="both"/>
+        <w:rPr>
+          <w:rFonts w:ascii="Calibri" w:hAnsi="Calibri" w:cs="Calibri"/>
+          <w:sz w:val="34"/>
+          <w:szCs w:val="34"/>
+        </w:rPr>
+      </w:pPr>
+    </w:p>
+    <w:p>
+      <w:pPr>
+        <w:jc w:val="both"/>
+        <w:rPr>
+          <w:rFonts w:ascii="Calibri" w:hAnsi="Calibri" w:cs="Calibri"/>
+          <w:sz w:val="34"/>
+          <w:szCs w:val="34"/>
+        </w:rPr>
+      </w:pPr>
+    </w:p>
+    <w:p>
+      <w:pPr>
+        <w:jc w:val="both"/>
+        <w:rPr>
+          <w:rFonts w:ascii="Calibri" w:hAnsi="Calibri" w:cs="Calibri"/>
+          <w:sz w:val="34"/>
+          <w:szCs w:val="34"/>
+        </w:rPr>
+      </w:pPr>
+      <w:r>
+        <w:rPr>
+          <w:rFonts w:ascii="Calibri" w:hAnsi="Calibri" w:cs="Calibri"/>
+          <w:sz w:val="34"/>
+          <w:szCs w:val="34"/>
         </w:rPr>
         <w:t xml:space="preserve"># We can also save our response as </w:t>
       </w:r>
       <w:r>
         <w:rPr>
           <w:rFonts w:ascii="Calibri" w:hAnsi="Calibri" w:cs="Calibri"/>
-          <w:sz w:val="36"/>
-          <w:szCs w:val="36"/>
+          <w:sz w:val="34"/>
+          <w:szCs w:val="34"/>
         </w:rPr>
         <w:t xml:space="preserve">by clicking on </w:t>
       </w:r>
@@ -1119,16 +1332,16 @@
           <w:rFonts w:ascii="Calibri" w:hAnsi="Calibri" w:cs="Calibri"/>
           <w:b/>
           <w:bCs/>
-          <w:sz w:val="36"/>
-          <w:szCs w:val="36"/>
+          <w:sz w:val="34"/>
+          <w:szCs w:val="34"/>
         </w:rPr>
         <w:t>save responses</w:t>
       </w:r>
       <w:r>
         <w:rPr>
           <w:rFonts w:ascii="Calibri" w:hAnsi="Calibri" w:cs="Calibri"/>
-          <w:sz w:val="36"/>
-          <w:szCs w:val="36"/>
+          <w:sz w:val="34"/>
+          <w:szCs w:val="34"/>
         </w:rPr>
         <w:t xml:space="preserve"> and also export our collection by clicking on three dots then click on more and export.</w:t>
       </w:r>
@@ -1138,53 +1351,53 @@
         <w:jc w:val="both"/>
         <w:rPr>
           <w:rFonts w:ascii="Calibri" w:hAnsi="Calibri" w:cs="Calibri"/>
-          <w:sz w:val="36"/>
-          <w:szCs w:val="36"/>
-        </w:rPr>
-      </w:pPr>
-    </w:p>
-    <w:p>
-      <w:pPr>
-        <w:jc w:val="both"/>
-        <w:rPr>
-          <w:rFonts w:ascii="Calibri" w:hAnsi="Calibri" w:cs="Calibri"/>
-          <w:sz w:val="36"/>
-          <w:szCs w:val="36"/>
-        </w:rPr>
-      </w:pPr>
-      <w:r>
-        <w:rPr>
-          <w:rFonts w:ascii="Calibri" w:hAnsi="Calibri" w:cs="Calibri"/>
-          <w:sz w:val="36"/>
-          <w:szCs w:val="36"/>
+          <w:sz w:val="34"/>
+          <w:szCs w:val="34"/>
+        </w:rPr>
+      </w:pPr>
+      <w:r>
+        <w:rPr>
+          <w:rFonts w:ascii="Calibri" w:hAnsi="Calibri" w:cs="Calibri"/>
+          <w:sz w:val="34"/>
+          <w:szCs w:val="34"/>
         </w:rPr>
         <w:t># Then we can also add path</w:t>
       </w:r>
       <w:r>
         <w:rPr>
           <w:rFonts w:ascii="Calibri" w:hAnsi="Calibri" w:cs="Calibri"/>
-          <w:sz w:val="36"/>
-          <w:szCs w:val="36"/>
-        </w:rPr>
-        <w:t xml:space="preserve"> parameters just typing </w:t>
-      </w:r>
-      <w:r>
-        <w:rPr>
-          <w:rFonts w:ascii="Calibri" w:hAnsi="Calibri" w:cs="Calibri"/>
-          <w:b/>
-          <w:bCs/>
-          <w:sz w:val="36"/>
-          <w:szCs w:val="36"/>
+          <w:sz w:val="34"/>
+          <w:szCs w:val="34"/>
+        </w:rPr>
+        <w:t xml:space="preserve"> parameters just </w:t>
+      </w:r>
+      <w:proofErr w:type="gramStart"/>
+      <w:r>
+        <w:rPr>
+          <w:rFonts w:ascii="Calibri" w:hAnsi="Calibri" w:cs="Calibri"/>
+          <w:sz w:val="34"/>
+          <w:szCs w:val="34"/>
+        </w:rPr>
+        <w:t xml:space="preserve">typing </w:t>
+      </w:r>
+      <w:r>
+        <w:rPr>
+          <w:rFonts w:ascii="Calibri" w:hAnsi="Calibri" w:cs="Calibri"/>
+          <w:b/>
+          <w:bCs/>
+          <w:sz w:val="34"/>
+          <w:szCs w:val="34"/>
         </w:rPr>
         <w:t>:</w:t>
       </w:r>
-      <w:r>
-        <w:rPr>
-          <w:rFonts w:ascii="Calibri" w:hAnsi="Calibri" w:cs="Calibri"/>
-          <w:b/>
-          <w:bCs/>
-          <w:sz w:val="36"/>
-          <w:szCs w:val="36"/>
+      <w:proofErr w:type="spellStart"/>
+      <w:r>
+        <w:rPr>
+          <w:rFonts w:ascii="Calibri" w:hAnsi="Calibri" w:cs="Calibri"/>
+          <w:b/>
+          <w:bCs/>
+          <w:sz w:val="34"/>
+          <w:szCs w:val="34"/>
         </w:rPr>
         <w:t>book</w:t>
       </w:r>
@@ -1193,8 +1406,8 @@
           <w:rFonts w:ascii="Calibri" w:hAnsi="Calibri" w:cs="Calibri"/>
           <w:b/>
           <w:bCs/>
-          <w:sz w:val="36"/>
-          <w:szCs w:val="36"/>
+          <w:sz w:val="34"/>
+          <w:szCs w:val="34"/>
         </w:rPr>
         <w:t>i</w:t>
       </w:r>
@@ -1203,16 +1416,18 @@
           <w:rFonts w:ascii="Calibri" w:hAnsi="Calibri" w:cs="Calibri"/>
           <w:b/>
           <w:bCs/>
-          <w:sz w:val="36"/>
-          <w:szCs w:val="36"/>
+          <w:sz w:val="34"/>
+          <w:szCs w:val="34"/>
         </w:rPr>
         <w:t>d</w:t>
       </w:r>
-      <w:r>
-        <w:rPr>
-          <w:rFonts w:ascii="Calibri" w:hAnsi="Calibri" w:cs="Calibri"/>
-          <w:sz w:val="36"/>
-          <w:szCs w:val="36"/>
+      <w:proofErr w:type="spellEnd"/>
+      <w:proofErr w:type="gramEnd"/>
+      <w:r>
+        <w:rPr>
+          <w:rFonts w:ascii="Calibri" w:hAnsi="Calibri" w:cs="Calibri"/>
+          <w:sz w:val="34"/>
+          <w:szCs w:val="34"/>
         </w:rPr>
         <w:t xml:space="preserve"> after the </w:t>
       </w:r>
@@ -1221,24 +1436,24 @@
           <w:rFonts w:ascii="Calibri" w:hAnsi="Calibri" w:cs="Calibri"/>
           <w:b/>
           <w:bCs/>
-          <w:sz w:val="36"/>
-          <w:szCs w:val="36"/>
+          <w:sz w:val="34"/>
+          <w:szCs w:val="34"/>
         </w:rPr>
         <w:t>books/</w:t>
       </w:r>
       <w:r>
         <w:rPr>
           <w:rFonts w:ascii="Calibri" w:hAnsi="Calibri" w:cs="Calibri"/>
-          <w:sz w:val="36"/>
-          <w:szCs w:val="36"/>
+          <w:sz w:val="34"/>
+          <w:szCs w:val="34"/>
         </w:rPr>
         <w:t xml:space="preserve"> . Then in the params section we will automatically get our path variables as key-value</w:t>
       </w:r>
       <w:r>
         <w:rPr>
           <w:rFonts w:ascii="Calibri" w:hAnsi="Calibri" w:cs="Calibri"/>
-          <w:sz w:val="36"/>
-          <w:szCs w:val="36"/>
+          <w:sz w:val="34"/>
+          <w:szCs w:val="34"/>
         </w:rPr>
         <w:t xml:space="preserve">. We can set the </w:t>
       </w:r>
@@ -1247,26 +1462,27 @@
           <w:rFonts w:ascii="Calibri" w:hAnsi="Calibri" w:cs="Calibri"/>
           <w:b/>
           <w:bCs/>
-          <w:sz w:val="36"/>
-          <w:szCs w:val="36"/>
+          <w:sz w:val="34"/>
+          <w:szCs w:val="34"/>
         </w:rPr>
         <w:t>key</w:t>
       </w:r>
       <w:r>
         <w:rPr>
           <w:rFonts w:ascii="Calibri" w:hAnsi="Calibri" w:cs="Calibri"/>
-          <w:sz w:val="36"/>
-          <w:szCs w:val="36"/>
+          <w:sz w:val="34"/>
+          <w:szCs w:val="34"/>
         </w:rPr>
         <w:t xml:space="preserve"> to </w:t>
       </w:r>
-      <w:r>
-        <w:rPr>
-          <w:rFonts w:ascii="Calibri" w:hAnsi="Calibri" w:cs="Calibri"/>
-          <w:b/>
-          <w:bCs/>
-          <w:sz w:val="36"/>
-          <w:szCs w:val="36"/>
+      <w:proofErr w:type="spellStart"/>
+      <w:r>
+        <w:rPr>
+          <w:rFonts w:ascii="Calibri" w:hAnsi="Calibri" w:cs="Calibri"/>
+          <w:b/>
+          <w:bCs/>
+          <w:sz w:val="34"/>
+          <w:szCs w:val="34"/>
         </w:rPr>
         <w:t>book</w:t>
       </w:r>
@@ -1275,8 +1491,8 @@
           <w:rFonts w:ascii="Calibri" w:hAnsi="Calibri" w:cs="Calibri"/>
           <w:b/>
           <w:bCs/>
-          <w:sz w:val="36"/>
-          <w:szCs w:val="36"/>
+          <w:sz w:val="34"/>
+          <w:szCs w:val="34"/>
         </w:rPr>
         <w:t>i</w:t>
       </w:r>
@@ -1285,16 +1501,17 @@
           <w:rFonts w:ascii="Calibri" w:hAnsi="Calibri" w:cs="Calibri"/>
           <w:b/>
           <w:bCs/>
-          <w:sz w:val="36"/>
-          <w:szCs w:val="36"/>
+          <w:sz w:val="34"/>
+          <w:szCs w:val="34"/>
         </w:rPr>
         <w:t>d</w:t>
       </w:r>
-      <w:r>
-        <w:rPr>
-          <w:rFonts w:ascii="Calibri" w:hAnsi="Calibri" w:cs="Calibri"/>
-          <w:sz w:val="36"/>
-          <w:szCs w:val="36"/>
+      <w:proofErr w:type="spellEnd"/>
+      <w:r>
+        <w:rPr>
+          <w:rFonts w:ascii="Calibri" w:hAnsi="Calibri" w:cs="Calibri"/>
+          <w:sz w:val="34"/>
+          <w:szCs w:val="34"/>
         </w:rPr>
         <w:t xml:space="preserve"> and value to </w:t>
       </w:r>
@@ -1303,93 +1520,115 @@
           <w:rFonts w:ascii="Calibri" w:hAnsi="Calibri" w:cs="Calibri"/>
           <w:b/>
           <w:bCs/>
-          <w:sz w:val="36"/>
-          <w:szCs w:val="36"/>
+          <w:sz w:val="34"/>
+          <w:szCs w:val="34"/>
         </w:rPr>
         <w:t>2</w:t>
       </w:r>
       <w:r>
         <w:rPr>
           <w:rFonts w:ascii="Calibri" w:hAnsi="Calibri" w:cs="Calibri"/>
-          <w:sz w:val="36"/>
-          <w:szCs w:val="36"/>
-        </w:rPr>
-        <w:t xml:space="preserve">. To get the book with bookId </w:t>
-      </w:r>
-      <w:r>
-        <w:rPr>
-          <w:rFonts w:ascii="Calibri" w:hAnsi="Calibri" w:cs="Calibri"/>
-          <w:sz w:val="36"/>
-          <w:szCs w:val="36"/>
+          <w:sz w:val="34"/>
+          <w:szCs w:val="34"/>
+        </w:rPr>
+        <w:t xml:space="preserve">. To get the book with </w:t>
+      </w:r>
+      <w:proofErr w:type="spellStart"/>
+      <w:r>
+        <w:rPr>
+          <w:rFonts w:ascii="Calibri" w:hAnsi="Calibri" w:cs="Calibri"/>
+          <w:b/>
+          <w:bCs/>
+          <w:sz w:val="34"/>
+          <w:szCs w:val="34"/>
+        </w:rPr>
+        <w:t>bookId</w:t>
+      </w:r>
+      <w:proofErr w:type="spellEnd"/>
+      <w:r>
+        <w:rPr>
+          <w:rFonts w:ascii="Calibri" w:hAnsi="Calibri" w:cs="Calibri"/>
+          <w:sz w:val="34"/>
+          <w:szCs w:val="34"/>
+        </w:rPr>
+        <w:t xml:space="preserve"> as 2.</w:t>
+      </w:r>
+      <w:r>
+        <w:rPr>
+          <w:rFonts w:ascii="Calibri" w:hAnsi="Calibri" w:cs="Calibri"/>
+          <w:sz w:val="34"/>
+          <w:szCs w:val="34"/>
+        </w:rPr>
+        <w:t xml:space="preserve"> We can also directly </w:t>
+      </w:r>
+    </w:p>
+    <w:p>
+      <w:pPr>
+        <w:jc w:val="both"/>
+        <w:rPr>
+          <w:rFonts w:ascii="Calibri" w:hAnsi="Calibri" w:cs="Calibri"/>
+          <w:sz w:val="34"/>
+          <w:szCs w:val="34"/>
+        </w:rPr>
+      </w:pPr>
+      <w:r>
+        <w:rPr>
+          <w:rFonts w:ascii="Calibri" w:hAnsi="Calibri" w:cs="Calibri"/>
+          <w:sz w:val="34"/>
+          <w:szCs w:val="34"/>
+        </w:rPr>
+        <w:t xml:space="preserve">access the data by directly writing </w:t>
+      </w:r>
+      <w:r>
+        <w:rPr>
+          <w:rFonts w:ascii="Calibri" w:hAnsi="Calibri" w:cs="Calibri"/>
+          <w:b/>
+          <w:bCs/>
+          <w:sz w:val="34"/>
+          <w:szCs w:val="34"/>
+        </w:rPr>
+        <w:t>2</w:t>
+      </w:r>
+      <w:r>
+        <w:rPr>
+          <w:rFonts w:ascii="Calibri" w:hAnsi="Calibri" w:cs="Calibri"/>
+          <w:sz w:val="34"/>
+          <w:szCs w:val="34"/>
+        </w:rPr>
+        <w:t xml:space="preserve"> in link like this </w:t>
+      </w:r>
+      <w:r>
+        <w:rPr>
+          <w:rFonts w:ascii="Calibri" w:hAnsi="Calibri" w:cs="Calibri"/>
+          <w:b/>
+          <w:bCs/>
+          <w:sz w:val="34"/>
+          <w:szCs w:val="34"/>
+        </w:rPr>
+        <w:t>books/2</w:t>
+      </w:r>
+    </w:p>
+    <w:p>
+      <w:pPr>
+        <w:jc w:val="both"/>
+        <w:rPr>
+          <w:rFonts w:ascii="Calibri" w:hAnsi="Calibri" w:cs="Calibri"/>
+          <w:sz w:val="34"/>
+          <w:szCs w:val="34"/>
+        </w:rPr>
+      </w:pPr>
+      <w:r>
+        <w:rPr>
+          <w:rFonts w:ascii="Calibri" w:hAnsi="Calibri" w:cs="Calibri"/>
+          <w:noProof/>
+          <w:sz w:val="34"/>
+          <w:szCs w:val="34"/>
         </w:rPr>
         <w:lastRenderedPageBreak/>
-        <w:t>as 2.</w:t>
-      </w:r>
-      <w:r>
-        <w:rPr>
-          <w:rFonts w:ascii="Calibri" w:hAnsi="Calibri" w:cs="Calibri"/>
-          <w:sz w:val="36"/>
-          <w:szCs w:val="36"/>
-        </w:rPr>
-        <w:t xml:space="preserve"> We can also directly access the data by directly writing </w:t>
-      </w:r>
-      <w:r>
-        <w:rPr>
-          <w:rFonts w:ascii="Calibri" w:hAnsi="Calibri" w:cs="Calibri"/>
-          <w:b/>
-          <w:bCs/>
-          <w:sz w:val="36"/>
-          <w:szCs w:val="36"/>
-        </w:rPr>
-        <w:t>2</w:t>
-      </w:r>
-      <w:r>
-        <w:rPr>
-          <w:rFonts w:ascii="Calibri" w:hAnsi="Calibri" w:cs="Calibri"/>
-          <w:sz w:val="36"/>
-          <w:szCs w:val="36"/>
-        </w:rPr>
-        <w:t xml:space="preserve"> in link like this </w:t>
-      </w:r>
-      <w:r>
-        <w:rPr>
-          <w:rFonts w:ascii="Calibri" w:hAnsi="Calibri" w:cs="Calibri"/>
-          <w:b/>
-          <w:bCs/>
-          <w:sz w:val="36"/>
-          <w:szCs w:val="36"/>
-        </w:rPr>
-        <w:t>books/2</w:t>
-      </w:r>
-    </w:p>
-    <w:p>
-      <w:pPr>
-        <w:jc w:val="both"/>
-        <w:rPr>
-          <w:rFonts w:ascii="Calibri" w:hAnsi="Calibri" w:cs="Calibri"/>
-          <w:sz w:val="36"/>
-          <w:szCs w:val="36"/>
-        </w:rPr>
-      </w:pPr>
-      <w:r>
-        <w:rPr>
-          <w:rFonts w:ascii="Calibri" w:hAnsi="Calibri" w:cs="Calibri"/>
-          <w:noProof/>
-          <w:sz w:val="36"/>
-          <w:szCs w:val="36"/>
-        </w:rPr>
         <w:drawing>
-          <wp:anchor distT="0" distB="0" distL="114300" distR="114300" simplePos="0" relativeHeight="251663360" behindDoc="0" locked="0" layoutInCell="1" allowOverlap="1" wp14:anchorId="7F95D527" wp14:editId="07CF549D">
-            <wp:simplePos x="0" y="0"/>
-            <wp:positionH relativeFrom="margin">
-              <wp:align>right</wp:align>
-            </wp:positionH>
-            <wp:positionV relativeFrom="paragraph">
-              <wp:posOffset>14249</wp:posOffset>
-            </wp:positionV>
+          <wp:inline distT="0" distB="0" distL="0" distR="0" wp14:anchorId="7F95D527" wp14:editId="22B2BAE9">
             <wp:extent cx="5731510" cy="3247390"/>
             <wp:effectExtent l="0" t="0" r="2540" b="0"/>
-            <wp:wrapNone/>
             <wp:docPr id="6" name="Picture 6"/>
             <wp:cNvGraphicFramePr>
               <a:graphicFrameLocks xmlns:a="http://schemas.openxmlformats.org/drawingml/2006/main" noChangeAspect="1"/>
@@ -1402,7 +1641,7 @@
                     <pic:cNvPicPr/>
                   </pic:nvPicPr>
                   <pic:blipFill>
-                    <a:blip r:embed="rId11">
+                    <a:blip r:embed="rId12">
                       <a:extLst>
                         <a:ext uri="{28A0092B-C50C-407E-A947-70E740481C1C}">
                           <a14:useLocalDpi xmlns:a14="http://schemas.microsoft.com/office/drawing/2010/main" val="0"/>
@@ -1425,13 +1664,7 @@
                 </pic:pic>
               </a:graphicData>
             </a:graphic>
-            <wp14:sizeRelH relativeFrom="page">
-              <wp14:pctWidth>0</wp14:pctWidth>
-            </wp14:sizeRelH>
-            <wp14:sizeRelV relativeFrom="page">
-              <wp14:pctHeight>0</wp14:pctHeight>
-            </wp14:sizeRelV>
-          </wp:anchor>
+          </wp:inline>
         </w:drawing>
       </w:r>
     </w:p>
@@ -1440,95 +1673,25 @@
         <w:jc w:val="both"/>
         <w:rPr>
           <w:rFonts w:ascii="Calibri" w:hAnsi="Calibri" w:cs="Calibri"/>
-          <w:sz w:val="36"/>
-          <w:szCs w:val="36"/>
-        </w:rPr>
-      </w:pPr>
-    </w:p>
-    <w:p>
-      <w:pPr>
-        <w:jc w:val="both"/>
-        <w:rPr>
-          <w:rFonts w:ascii="Calibri" w:hAnsi="Calibri" w:cs="Calibri"/>
-          <w:sz w:val="36"/>
-          <w:szCs w:val="36"/>
-        </w:rPr>
-      </w:pPr>
-    </w:p>
-    <w:p>
-      <w:pPr>
-        <w:jc w:val="both"/>
-        <w:rPr>
-          <w:rFonts w:ascii="Calibri" w:hAnsi="Calibri" w:cs="Calibri"/>
-          <w:sz w:val="36"/>
-          <w:szCs w:val="36"/>
-        </w:rPr>
-      </w:pPr>
-    </w:p>
-    <w:p>
-      <w:pPr>
-        <w:jc w:val="both"/>
-        <w:rPr>
-          <w:rFonts w:ascii="Calibri" w:hAnsi="Calibri" w:cs="Calibri"/>
-          <w:sz w:val="36"/>
-          <w:szCs w:val="36"/>
-        </w:rPr>
-      </w:pPr>
-    </w:p>
-    <w:p>
-      <w:pPr>
-        <w:jc w:val="both"/>
-        <w:rPr>
-          <w:rFonts w:ascii="Calibri" w:hAnsi="Calibri" w:cs="Calibri"/>
-          <w:sz w:val="36"/>
-          <w:szCs w:val="36"/>
-        </w:rPr>
-      </w:pPr>
-    </w:p>
-    <w:p>
-      <w:pPr>
-        <w:jc w:val="both"/>
-        <w:rPr>
-          <w:rFonts w:ascii="Calibri" w:hAnsi="Calibri" w:cs="Calibri"/>
-          <w:sz w:val="36"/>
-          <w:szCs w:val="36"/>
-        </w:rPr>
-      </w:pPr>
-    </w:p>
-    <w:p>
-      <w:pPr>
-        <w:jc w:val="both"/>
-        <w:rPr>
-          <w:rFonts w:ascii="Calibri" w:hAnsi="Calibri" w:cs="Calibri"/>
-          <w:sz w:val="36"/>
-          <w:szCs w:val="36"/>
-        </w:rPr>
-      </w:pPr>
-    </w:p>
-    <w:p>
-      <w:pPr>
-        <w:jc w:val="both"/>
-        <w:rPr>
-          <w:rFonts w:ascii="Calibri" w:hAnsi="Calibri" w:cs="Calibri"/>
-          <w:sz w:val="36"/>
-          <w:szCs w:val="36"/>
-        </w:rPr>
-      </w:pPr>
-    </w:p>
-    <w:p>
-      <w:pPr>
-        <w:jc w:val="both"/>
-        <w:rPr>
-          <w:rFonts w:ascii="Calibri" w:hAnsi="Calibri" w:cs="Calibri"/>
-          <w:sz w:val="36"/>
-          <w:szCs w:val="36"/>
-        </w:rPr>
-      </w:pPr>
-      <w:r>
-        <w:rPr>
-          <w:rFonts w:ascii="Calibri" w:hAnsi="Calibri" w:cs="Calibri"/>
-          <w:sz w:val="36"/>
-          <w:szCs w:val="36"/>
+          <w:sz w:val="34"/>
+          <w:szCs w:val="34"/>
+        </w:rPr>
+      </w:pPr>
+    </w:p>
+    <w:p>
+      <w:pPr>
+        <w:jc w:val="both"/>
+        <w:rPr>
+          <w:rFonts w:ascii="Calibri" w:hAnsi="Calibri" w:cs="Calibri"/>
+          <w:sz w:val="34"/>
+          <w:szCs w:val="34"/>
+        </w:rPr>
+      </w:pPr>
+      <w:r>
+        <w:rPr>
+          <w:rFonts w:ascii="Calibri" w:hAnsi="Calibri" w:cs="Calibri"/>
+          <w:sz w:val="34"/>
+          <w:szCs w:val="34"/>
         </w:rPr>
         <w:t>Post Method:</w:t>
       </w:r>
@@ -1538,27 +1701,139 @@
         <w:jc w:val="both"/>
         <w:rPr>
           <w:rFonts w:ascii="Calibri" w:hAnsi="Calibri" w:cs="Calibri"/>
-          <w:sz w:val="36"/>
-          <w:szCs w:val="36"/>
+          <w:sz w:val="34"/>
+          <w:szCs w:val="34"/>
+        </w:rPr>
+      </w:pPr>
+      <w:r>
+        <w:rPr>
+          <w:rFonts w:ascii="Calibri" w:hAnsi="Calibri" w:cs="Calibri"/>
+          <w:sz w:val="34"/>
+          <w:szCs w:val="34"/>
+        </w:rPr>
+        <w:t xml:space="preserve"># Add a new request and rename it. Select Post method then in the </w:t>
+      </w:r>
+      <w:r>
+        <w:rPr>
+          <w:rFonts w:ascii="Calibri" w:hAnsi="Calibri" w:cs="Calibri"/>
+          <w:b/>
+          <w:bCs/>
+          <w:sz w:val="34"/>
+          <w:szCs w:val="34"/>
+        </w:rPr>
+        <w:t>body</w:t>
+      </w:r>
+      <w:r>
+        <w:rPr>
+          <w:rFonts w:ascii="Calibri" w:hAnsi="Calibri" w:cs="Calibri"/>
+          <w:sz w:val="34"/>
+          <w:szCs w:val="34"/>
+        </w:rPr>
+        <w:t xml:space="preserve"> section select </w:t>
+      </w:r>
+      <w:r>
+        <w:rPr>
+          <w:rFonts w:ascii="Calibri" w:hAnsi="Calibri" w:cs="Calibri"/>
+          <w:b/>
+          <w:bCs/>
+          <w:sz w:val="34"/>
+          <w:szCs w:val="34"/>
+        </w:rPr>
+        <w:t xml:space="preserve">raw </w:t>
+      </w:r>
+      <w:r>
+        <w:rPr>
+          <w:rFonts w:ascii="Calibri" w:hAnsi="Calibri" w:cs="Calibri"/>
+          <w:sz w:val="34"/>
+          <w:szCs w:val="34"/>
+        </w:rPr>
+        <w:t xml:space="preserve">then set </w:t>
+      </w:r>
+      <w:r>
+        <w:rPr>
+          <w:rFonts w:ascii="Calibri" w:hAnsi="Calibri" w:cs="Calibri"/>
+          <w:b/>
+          <w:bCs/>
+          <w:sz w:val="34"/>
+          <w:szCs w:val="34"/>
+        </w:rPr>
+        <w:t>Text</w:t>
+      </w:r>
+      <w:r>
+        <w:rPr>
+          <w:rFonts w:ascii="Calibri" w:hAnsi="Calibri" w:cs="Calibri"/>
+          <w:sz w:val="34"/>
+          <w:szCs w:val="34"/>
+        </w:rPr>
+        <w:t xml:space="preserve"> to </w:t>
+      </w:r>
+      <w:r>
+        <w:rPr>
+          <w:rFonts w:ascii="Calibri" w:hAnsi="Calibri" w:cs="Calibri"/>
+          <w:b/>
+          <w:bCs/>
+          <w:sz w:val="34"/>
+          <w:szCs w:val="34"/>
+        </w:rPr>
+        <w:t xml:space="preserve">json </w:t>
+      </w:r>
+      <w:r>
+        <w:rPr>
+          <w:rFonts w:ascii="Calibri" w:hAnsi="Calibri" w:cs="Calibri"/>
+          <w:sz w:val="34"/>
+          <w:szCs w:val="34"/>
+        </w:rPr>
+        <w:t>and write the data we want to post as</w:t>
+      </w:r>
+      <w:r>
+        <w:rPr>
+          <w:rFonts w:ascii="Calibri" w:hAnsi="Calibri" w:cs="Calibri"/>
+          <w:b/>
+          <w:bCs/>
+          <w:sz w:val="34"/>
+          <w:szCs w:val="34"/>
+        </w:rPr>
+        <w:t xml:space="preserve"> json</w:t>
+      </w:r>
+      <w:r>
+        <w:rPr>
+          <w:rFonts w:ascii="Calibri" w:hAnsi="Calibri" w:cs="Calibri"/>
+          <w:sz w:val="34"/>
+          <w:szCs w:val="34"/>
+        </w:rPr>
+        <w:t xml:space="preserve"> format.</w:t>
+      </w:r>
+    </w:p>
+    <w:p>
+      <w:pPr>
+        <w:jc w:val="both"/>
+        <w:rPr>
+          <w:rFonts w:ascii="Calibri" w:hAnsi="Calibri" w:cs="Calibri"/>
+          <w:sz w:val="34"/>
+          <w:szCs w:val="34"/>
+        </w:rPr>
+      </w:pPr>
+    </w:p>
+    <w:p>
+      <w:pPr>
+        <w:jc w:val="both"/>
+        <w:rPr>
+          <w:rFonts w:ascii="Calibri" w:hAnsi="Calibri" w:cs="Calibri"/>
+          <w:sz w:val="34"/>
+          <w:szCs w:val="34"/>
         </w:rPr>
       </w:pPr>
       <w:r>
         <w:rPr>
           <w:rFonts w:ascii="Calibri" w:hAnsi="Calibri" w:cs="Calibri"/>
           <w:noProof/>
+          <w:sz w:val="22"/>
+          <w:szCs w:val="22"/>
         </w:rPr>
         <w:drawing>
-          <wp:anchor distT="0" distB="0" distL="114300" distR="114300" simplePos="0" relativeHeight="251664384" behindDoc="0" locked="0" layoutInCell="1" allowOverlap="1" wp14:anchorId="1AD119B5" wp14:editId="05325CE7">
-            <wp:simplePos x="0" y="0"/>
-            <wp:positionH relativeFrom="margin">
-              <wp:posOffset>698624</wp:posOffset>
-            </wp:positionH>
-            <wp:positionV relativeFrom="paragraph">
-              <wp:posOffset>925195</wp:posOffset>
-            </wp:positionV>
+          <wp:inline distT="0" distB="0" distL="0" distR="0" wp14:anchorId="1AD119B5" wp14:editId="72F12E7B">
             <wp:extent cx="4222115" cy="2601951"/>
             <wp:effectExtent l="0" t="0" r="6985" b="8255"/>
-            <wp:wrapNone/>
             <wp:docPr id="7" name="Picture 7"/>
             <wp:cNvGraphicFramePr>
               <a:graphicFrameLocks xmlns:a="http://schemas.openxmlformats.org/drawingml/2006/main" noChangeAspect="1"/>
@@ -1573,7 +1848,7 @@
                     </pic:cNvPicPr>
                   </pic:nvPicPr>
                   <pic:blipFill>
-                    <a:blip r:embed="rId12" cstate="print">
+                    <a:blip r:embed="rId13" cstate="print">
                       <a:extLst>
                         <a:ext uri="{28A0092B-C50C-407E-A947-70E740481C1C}">
                           <a14:useLocalDpi xmlns:a14="http://schemas.microsoft.com/office/drawing/2010/main" val="0"/>
@@ -1601,212 +1876,34 @@
                 </pic:pic>
               </a:graphicData>
             </a:graphic>
-            <wp14:sizeRelH relativeFrom="page">
-              <wp14:pctWidth>0</wp14:pctWidth>
-            </wp14:sizeRelH>
-            <wp14:sizeRelV relativeFrom="page">
-              <wp14:pctHeight>0</wp14:pctHeight>
-            </wp14:sizeRelV>
-          </wp:anchor>
+          </wp:inline>
         </w:drawing>
       </w:r>
-      <w:r>
-        <w:rPr>
-          <w:rFonts w:ascii="Calibri" w:hAnsi="Calibri" w:cs="Calibri"/>
-          <w:sz w:val="36"/>
-          <w:szCs w:val="36"/>
-        </w:rPr>
-        <w:t xml:space="preserve"># </w:t>
-      </w:r>
-      <w:r>
-        <w:rPr>
-          <w:rFonts w:ascii="Calibri" w:hAnsi="Calibri" w:cs="Calibri"/>
-          <w:sz w:val="36"/>
-          <w:szCs w:val="36"/>
-        </w:rPr>
-        <w:t>Add a new request and rename it. Select Post method</w:t>
-      </w:r>
-      <w:r>
-        <w:rPr>
-          <w:rFonts w:ascii="Calibri" w:hAnsi="Calibri" w:cs="Calibri"/>
-          <w:sz w:val="36"/>
-          <w:szCs w:val="36"/>
-        </w:rPr>
-        <w:t xml:space="preserve"> then in the </w:t>
-      </w:r>
-      <w:r>
-        <w:rPr>
-          <w:rFonts w:ascii="Calibri" w:hAnsi="Calibri" w:cs="Calibri"/>
-          <w:b/>
-          <w:bCs/>
-          <w:sz w:val="36"/>
-          <w:szCs w:val="36"/>
-        </w:rPr>
-        <w:t>body</w:t>
-      </w:r>
-      <w:r>
-        <w:rPr>
-          <w:rFonts w:ascii="Calibri" w:hAnsi="Calibri" w:cs="Calibri"/>
-          <w:sz w:val="36"/>
-          <w:szCs w:val="36"/>
-        </w:rPr>
-        <w:t xml:space="preserve"> section select </w:t>
-      </w:r>
-      <w:r>
-        <w:rPr>
-          <w:rFonts w:ascii="Calibri" w:hAnsi="Calibri" w:cs="Calibri"/>
-          <w:b/>
-          <w:bCs/>
-          <w:sz w:val="36"/>
-          <w:szCs w:val="36"/>
-        </w:rPr>
-        <w:t xml:space="preserve">raw </w:t>
-      </w:r>
-      <w:r>
-        <w:rPr>
-          <w:rFonts w:ascii="Calibri" w:hAnsi="Calibri" w:cs="Calibri"/>
-          <w:sz w:val="36"/>
-          <w:szCs w:val="36"/>
-        </w:rPr>
-        <w:t xml:space="preserve">then </w:t>
-      </w:r>
-      <w:r>
-        <w:rPr>
-          <w:rFonts w:ascii="Calibri" w:hAnsi="Calibri" w:cs="Calibri"/>
-          <w:sz w:val="36"/>
-          <w:szCs w:val="36"/>
-        </w:rPr>
-        <w:t xml:space="preserve">set </w:t>
-      </w:r>
-      <w:r>
-        <w:rPr>
-          <w:rFonts w:ascii="Calibri" w:hAnsi="Calibri" w:cs="Calibri"/>
-          <w:b/>
-          <w:bCs/>
-          <w:sz w:val="36"/>
-          <w:szCs w:val="36"/>
-        </w:rPr>
-        <w:t>Text</w:t>
-      </w:r>
-      <w:r>
-        <w:rPr>
-          <w:rFonts w:ascii="Calibri" w:hAnsi="Calibri" w:cs="Calibri"/>
-          <w:sz w:val="36"/>
-          <w:szCs w:val="36"/>
-        </w:rPr>
-        <w:t xml:space="preserve"> to </w:t>
-      </w:r>
-      <w:r>
-        <w:rPr>
-          <w:rFonts w:ascii="Calibri" w:hAnsi="Calibri" w:cs="Calibri"/>
-          <w:b/>
-          <w:bCs/>
-          <w:sz w:val="36"/>
-          <w:szCs w:val="36"/>
-        </w:rPr>
-        <w:t xml:space="preserve">json </w:t>
-      </w:r>
-      <w:r>
-        <w:rPr>
-          <w:rFonts w:ascii="Calibri" w:hAnsi="Calibri" w:cs="Calibri"/>
-          <w:sz w:val="36"/>
-          <w:szCs w:val="36"/>
-        </w:rPr>
-        <w:t>and write the data we want to post as</w:t>
-      </w:r>
-      <w:r>
-        <w:rPr>
-          <w:rFonts w:ascii="Calibri" w:hAnsi="Calibri" w:cs="Calibri"/>
-          <w:b/>
-          <w:bCs/>
-          <w:sz w:val="36"/>
-          <w:szCs w:val="36"/>
-        </w:rPr>
-        <w:t xml:space="preserve"> json</w:t>
-      </w:r>
-      <w:r>
-        <w:rPr>
-          <w:rFonts w:ascii="Calibri" w:hAnsi="Calibri" w:cs="Calibri"/>
-          <w:sz w:val="36"/>
-          <w:szCs w:val="36"/>
-        </w:rPr>
-        <w:t xml:space="preserve"> format.</w:t>
-      </w:r>
-    </w:p>
-    <w:p>
-      <w:pPr>
-        <w:jc w:val="both"/>
-        <w:rPr>
-          <w:rFonts w:ascii="Calibri" w:hAnsi="Calibri" w:cs="Calibri"/>
-          <w:sz w:val="36"/>
-          <w:szCs w:val="36"/>
-        </w:rPr>
-      </w:pPr>
-    </w:p>
-    <w:p>
-      <w:pPr>
-        <w:jc w:val="both"/>
-        <w:rPr>
-          <w:rFonts w:ascii="Calibri" w:hAnsi="Calibri" w:cs="Calibri"/>
-          <w:sz w:val="36"/>
-          <w:szCs w:val="36"/>
-        </w:rPr>
-      </w:pPr>
-    </w:p>
-    <w:p>
-      <w:pPr>
-        <w:jc w:val="both"/>
-        <w:rPr>
-          <w:rFonts w:ascii="Calibri" w:hAnsi="Calibri" w:cs="Calibri"/>
-          <w:sz w:val="36"/>
-          <w:szCs w:val="36"/>
-        </w:rPr>
-      </w:pPr>
-    </w:p>
-    <w:p>
-      <w:pPr>
-        <w:jc w:val="both"/>
-        <w:rPr>
-          <w:rFonts w:ascii="Calibri" w:hAnsi="Calibri" w:cs="Calibri"/>
-          <w:sz w:val="36"/>
-          <w:szCs w:val="36"/>
-        </w:rPr>
-      </w:pPr>
-    </w:p>
-    <w:p>
-      <w:pPr>
-        <w:jc w:val="both"/>
-        <w:rPr>
-          <w:rFonts w:ascii="Calibri" w:hAnsi="Calibri" w:cs="Calibri"/>
-          <w:sz w:val="36"/>
-          <w:szCs w:val="36"/>
-        </w:rPr>
-      </w:pPr>
-    </w:p>
-    <w:p>
-      <w:pPr>
-        <w:jc w:val="both"/>
-        <w:rPr>
-          <w:rFonts w:ascii="Calibri" w:hAnsi="Calibri" w:cs="Calibri"/>
-          <w:sz w:val="36"/>
-          <w:szCs w:val="36"/>
-        </w:rPr>
-      </w:pPr>
-    </w:p>
-    <w:p>
-      <w:pPr>
-        <w:jc w:val="both"/>
-        <w:rPr>
-          <w:rFonts w:ascii="Calibri" w:hAnsi="Calibri" w:cs="Calibri"/>
-          <w:sz w:val="36"/>
-          <w:szCs w:val="36"/>
-        </w:rPr>
-      </w:pPr>
-      <w:r>
-        <w:rPr>
-          <w:rFonts w:ascii="Calibri" w:hAnsi="Calibri" w:cs="Calibri"/>
-          <w:sz w:val="36"/>
-          <w:szCs w:val="36"/>
+    </w:p>
+    <w:p>
+      <w:pPr>
+        <w:jc w:val="both"/>
+        <w:rPr>
+          <w:rFonts w:ascii="Calibri" w:hAnsi="Calibri" w:cs="Calibri"/>
+          <w:sz w:val="34"/>
+          <w:szCs w:val="34"/>
+        </w:rPr>
+      </w:pPr>
+    </w:p>
+    <w:p>
+      <w:pPr>
+        <w:jc w:val="both"/>
+        <w:rPr>
+          <w:rFonts w:ascii="Calibri" w:hAnsi="Calibri" w:cs="Calibri"/>
+          <w:sz w:val="34"/>
+          <w:szCs w:val="34"/>
+        </w:rPr>
+      </w:pPr>
+      <w:r>
+        <w:rPr>
+          <w:rFonts w:ascii="Calibri" w:hAnsi="Calibri" w:cs="Calibri"/>
+          <w:sz w:val="34"/>
+          <w:szCs w:val="34"/>
         </w:rPr>
         <w:lastRenderedPageBreak/>
         <w:t xml:space="preserve"># But make sure the server accepts json format. Then we can also send data </w:t>
@@ -1814,8 +1911,8 @@
       <w:r>
         <w:rPr>
           <w:rFonts w:ascii="Calibri" w:hAnsi="Calibri" w:cs="Calibri"/>
-          <w:sz w:val="36"/>
-          <w:szCs w:val="36"/>
+          <w:sz w:val="34"/>
+          <w:szCs w:val="34"/>
         </w:rPr>
         <w:t xml:space="preserve">in headers. Just go to the </w:t>
       </w:r>
@@ -1824,16 +1921,16 @@
           <w:rFonts w:ascii="Calibri" w:hAnsi="Calibri" w:cs="Calibri"/>
           <w:b/>
           <w:bCs/>
-          <w:sz w:val="36"/>
-          <w:szCs w:val="36"/>
+          <w:sz w:val="34"/>
+          <w:szCs w:val="34"/>
         </w:rPr>
         <w:t>Headers</w:t>
       </w:r>
       <w:r>
         <w:rPr>
           <w:rFonts w:ascii="Calibri" w:hAnsi="Calibri" w:cs="Calibri"/>
-          <w:sz w:val="36"/>
-          <w:szCs w:val="36"/>
+          <w:sz w:val="34"/>
+          <w:szCs w:val="34"/>
         </w:rPr>
         <w:t xml:space="preserve"> section and edit the key-value just like params.</w:t>
       </w:r>
@@ -1843,27 +1940,31 @@
         <w:jc w:val="both"/>
         <w:rPr>
           <w:rFonts w:ascii="Calibri" w:hAnsi="Calibri" w:cs="Calibri"/>
-          <w:sz w:val="36"/>
-          <w:szCs w:val="36"/>
+          <w:sz w:val="34"/>
+          <w:szCs w:val="34"/>
+        </w:rPr>
+      </w:pPr>
+    </w:p>
+    <w:p>
+      <w:pPr>
+        <w:jc w:val="both"/>
+        <w:rPr>
+          <w:rFonts w:ascii="Calibri" w:hAnsi="Calibri" w:cs="Calibri"/>
+          <w:sz w:val="34"/>
+          <w:szCs w:val="34"/>
         </w:rPr>
       </w:pPr>
       <w:r>
         <w:rPr>
           <w:rFonts w:ascii="Calibri" w:hAnsi="Calibri" w:cs="Calibri"/>
           <w:noProof/>
+          <w:sz w:val="22"/>
+          <w:szCs w:val="22"/>
         </w:rPr>
         <w:drawing>
-          <wp:anchor distT="0" distB="0" distL="114300" distR="114300" simplePos="0" relativeHeight="251665408" behindDoc="0" locked="0" layoutInCell="1" allowOverlap="1" wp14:anchorId="7F7C39D1" wp14:editId="579AC9BA">
-            <wp:simplePos x="0" y="0"/>
-            <wp:positionH relativeFrom="margin">
-              <wp:align>center</wp:align>
-            </wp:positionH>
-            <wp:positionV relativeFrom="paragraph">
-              <wp:posOffset>3191</wp:posOffset>
-            </wp:positionV>
+          <wp:inline distT="0" distB="0" distL="0" distR="0" wp14:anchorId="7F7C39D1" wp14:editId="30CF8F92">
             <wp:extent cx="5176083" cy="2653990"/>
             <wp:effectExtent l="0" t="0" r="5715" b="0"/>
-            <wp:wrapNone/>
             <wp:docPr id="8" name="Picture 8"/>
             <wp:cNvGraphicFramePr>
               <a:graphicFrameLocks xmlns:a="http://schemas.openxmlformats.org/drawingml/2006/main" noChangeAspect="1"/>
@@ -1878,7 +1979,7 @@
                     </pic:cNvPicPr>
                   </pic:nvPicPr>
                   <pic:blipFill>
-                    <a:blip r:embed="rId13" cstate="print">
+                    <a:blip r:embed="rId14" cstate="print">
                       <a:extLst>
                         <a:ext uri="{28A0092B-C50C-407E-A947-70E740481C1C}">
                           <a14:useLocalDpi xmlns:a14="http://schemas.microsoft.com/office/drawing/2010/main" val="0"/>
@@ -1906,13 +2007,7 @@
                 </pic:pic>
               </a:graphicData>
             </a:graphic>
-            <wp14:sizeRelH relativeFrom="page">
-              <wp14:pctWidth>0</wp14:pctWidth>
-            </wp14:sizeRelH>
-            <wp14:sizeRelV relativeFrom="page">
-              <wp14:pctHeight>0</wp14:pctHeight>
-            </wp14:sizeRelV>
-          </wp:anchor>
+          </wp:inline>
         </w:drawing>
       </w:r>
     </w:p>
@@ -1921,115 +2016,65 @@
         <w:jc w:val="both"/>
         <w:rPr>
           <w:rFonts w:ascii="Calibri" w:hAnsi="Calibri" w:cs="Calibri"/>
-          <w:sz w:val="36"/>
-          <w:szCs w:val="36"/>
-        </w:rPr>
-      </w:pPr>
-    </w:p>
-    <w:p>
-      <w:pPr>
-        <w:jc w:val="both"/>
-        <w:rPr>
-          <w:rFonts w:ascii="Calibri" w:hAnsi="Calibri" w:cs="Calibri"/>
-          <w:sz w:val="36"/>
-          <w:szCs w:val="36"/>
-        </w:rPr>
-      </w:pPr>
-    </w:p>
-    <w:p>
-      <w:pPr>
-        <w:jc w:val="both"/>
-        <w:rPr>
-          <w:rFonts w:ascii="Calibri" w:hAnsi="Calibri" w:cs="Calibri"/>
-          <w:sz w:val="36"/>
-          <w:szCs w:val="36"/>
-        </w:rPr>
-      </w:pPr>
-    </w:p>
-    <w:p>
-      <w:pPr>
-        <w:jc w:val="both"/>
-        <w:rPr>
-          <w:rFonts w:ascii="Calibri" w:hAnsi="Calibri" w:cs="Calibri"/>
-          <w:sz w:val="36"/>
-          <w:szCs w:val="36"/>
-        </w:rPr>
-      </w:pPr>
-    </w:p>
-    <w:p>
-      <w:pPr>
-        <w:jc w:val="both"/>
-        <w:rPr>
-          <w:rFonts w:ascii="Calibri" w:hAnsi="Calibri" w:cs="Calibri"/>
-          <w:sz w:val="36"/>
-          <w:szCs w:val="36"/>
-        </w:rPr>
-      </w:pPr>
-    </w:p>
-    <w:p>
-      <w:pPr>
-        <w:jc w:val="both"/>
-        <w:rPr>
-          <w:rFonts w:ascii="Calibri" w:hAnsi="Calibri" w:cs="Calibri"/>
-          <w:sz w:val="36"/>
-          <w:szCs w:val="36"/>
-        </w:rPr>
-      </w:pPr>
-    </w:p>
-    <w:p>
-      <w:pPr>
-        <w:jc w:val="both"/>
-        <w:rPr>
-          <w:rFonts w:ascii="Calibri" w:hAnsi="Calibri" w:cs="Calibri"/>
-          <w:sz w:val="36"/>
-          <w:szCs w:val="36"/>
-        </w:rPr>
-      </w:pPr>
-      <w:r>
-        <w:rPr>
-          <w:rFonts w:ascii="Calibri" w:hAnsi="Calibri" w:cs="Calibri"/>
-          <w:sz w:val="36"/>
-          <w:szCs w:val="36"/>
+          <w:sz w:val="34"/>
+          <w:szCs w:val="34"/>
+        </w:rPr>
+      </w:pPr>
+    </w:p>
+    <w:p>
+      <w:pPr>
+        <w:jc w:val="both"/>
+        <w:rPr>
+          <w:rFonts w:ascii="Calibri" w:hAnsi="Calibri" w:cs="Calibri"/>
+          <w:sz w:val="34"/>
+          <w:szCs w:val="34"/>
+        </w:rPr>
+      </w:pPr>
+      <w:r>
+        <w:rPr>
+          <w:rFonts w:ascii="Calibri" w:hAnsi="Calibri" w:cs="Calibri"/>
+          <w:sz w:val="34"/>
+          <w:szCs w:val="34"/>
         </w:rPr>
         <w:t xml:space="preserve"># We can also send </w:t>
       </w:r>
       <w:r>
         <w:rPr>
           <w:rFonts w:ascii="Calibri" w:hAnsi="Calibri" w:cs="Calibri"/>
-          <w:sz w:val="36"/>
-          <w:szCs w:val="36"/>
+          <w:sz w:val="34"/>
+          <w:szCs w:val="34"/>
         </w:rPr>
         <w:t xml:space="preserve">images, </w:t>
       </w:r>
       <w:r>
         <w:rPr>
           <w:rFonts w:ascii="Calibri" w:hAnsi="Calibri" w:cs="Calibri"/>
-          <w:sz w:val="36"/>
-          <w:szCs w:val="36"/>
+          <w:sz w:val="34"/>
+          <w:szCs w:val="34"/>
         </w:rPr>
         <w:t>video</w:t>
       </w:r>
       <w:r>
         <w:rPr>
           <w:rFonts w:ascii="Calibri" w:hAnsi="Calibri" w:cs="Calibri"/>
-          <w:sz w:val="36"/>
-          <w:szCs w:val="36"/>
+          <w:sz w:val="34"/>
+          <w:szCs w:val="34"/>
         </w:rPr>
         <w:t>s</w:t>
       </w:r>
       <w:r>
         <w:rPr>
           <w:rFonts w:ascii="Calibri" w:hAnsi="Calibri" w:cs="Calibri"/>
-          <w:sz w:val="36"/>
-          <w:szCs w:val="36"/>
+          <w:sz w:val="34"/>
+          <w:szCs w:val="34"/>
         </w:rPr>
         <w:t xml:space="preserve"> or files in Post method</w:t>
       </w:r>
       <w:r>
         <w:rPr>
           <w:rFonts w:ascii="Calibri" w:hAnsi="Calibri" w:cs="Calibri"/>
-          <w:sz w:val="36"/>
-          <w:szCs w:val="36"/>
+          <w:sz w:val="34"/>
+          <w:szCs w:val="34"/>
         </w:rPr>
         <w:t xml:space="preserve">. Just go the </w:t>
       </w:r>
@@ -2038,24 +2083,24 @@
           <w:rFonts w:ascii="Calibri" w:hAnsi="Calibri" w:cs="Calibri"/>
           <w:b/>
           <w:bCs/>
-          <w:sz w:val="36"/>
-          <w:szCs w:val="36"/>
+          <w:sz w:val="34"/>
+          <w:szCs w:val="34"/>
         </w:rPr>
         <w:t>body</w:t>
       </w:r>
       <w:r>
         <w:rPr>
           <w:rFonts w:ascii="Calibri" w:hAnsi="Calibri" w:cs="Calibri"/>
-          <w:sz w:val="36"/>
-          <w:szCs w:val="36"/>
+          <w:sz w:val="34"/>
+          <w:szCs w:val="34"/>
         </w:rPr>
         <w:t xml:space="preserve"> section then select</w:t>
       </w:r>
       <w:r>
         <w:rPr>
           <w:rFonts w:ascii="Calibri" w:hAnsi="Calibri" w:cs="Calibri"/>
-          <w:sz w:val="36"/>
-          <w:szCs w:val="36"/>
+          <w:sz w:val="34"/>
+          <w:szCs w:val="34"/>
         </w:rPr>
         <w:t xml:space="preserve"> </w:t>
       </w:r>
@@ -2064,16 +2109,16 @@
           <w:rFonts w:ascii="Calibri" w:hAnsi="Calibri" w:cs="Calibri"/>
           <w:b/>
           <w:bCs/>
-          <w:sz w:val="36"/>
-          <w:szCs w:val="36"/>
+          <w:sz w:val="34"/>
+          <w:szCs w:val="34"/>
         </w:rPr>
         <w:t xml:space="preserve">form-data </w:t>
       </w:r>
       <w:r>
         <w:rPr>
           <w:rFonts w:ascii="Calibri" w:hAnsi="Calibri" w:cs="Calibri"/>
-          <w:sz w:val="36"/>
-          <w:szCs w:val="36"/>
+          <w:sz w:val="34"/>
+          <w:szCs w:val="34"/>
         </w:rPr>
         <w:t xml:space="preserve">then we edit the </w:t>
       </w:r>
@@ -2082,16 +2127,16 @@
           <w:rFonts w:ascii="Calibri" w:hAnsi="Calibri" w:cs="Calibri"/>
           <w:b/>
           <w:bCs/>
-          <w:sz w:val="36"/>
-          <w:szCs w:val="36"/>
+          <w:sz w:val="34"/>
+          <w:szCs w:val="34"/>
         </w:rPr>
         <w:t>key</w:t>
       </w:r>
       <w:r>
         <w:rPr>
           <w:rFonts w:ascii="Calibri" w:hAnsi="Calibri" w:cs="Calibri"/>
-          <w:sz w:val="36"/>
-          <w:szCs w:val="36"/>
+          <w:sz w:val="34"/>
+          <w:szCs w:val="34"/>
         </w:rPr>
         <w:t xml:space="preserve"> to set our variables name like</w:t>
       </w:r>
@@ -2100,16 +2145,16 @@
           <w:rFonts w:ascii="Calibri" w:hAnsi="Calibri" w:cs="Calibri"/>
           <w:b/>
           <w:bCs/>
-          <w:sz w:val="36"/>
-          <w:szCs w:val="36"/>
+          <w:sz w:val="34"/>
+          <w:szCs w:val="34"/>
         </w:rPr>
         <w:t xml:space="preserve"> video</w:t>
       </w:r>
       <w:r>
         <w:rPr>
           <w:rFonts w:ascii="Calibri" w:hAnsi="Calibri" w:cs="Calibri"/>
-          <w:sz w:val="36"/>
-          <w:szCs w:val="36"/>
+          <w:sz w:val="34"/>
+          <w:szCs w:val="34"/>
         </w:rPr>
         <w:t xml:space="preserve">. After that in the right side we have a drop-down option to set </w:t>
       </w:r>
@@ -2118,16 +2163,16 @@
           <w:rFonts w:ascii="Calibri" w:hAnsi="Calibri" w:cs="Calibri"/>
           <w:b/>
           <w:bCs/>
-          <w:sz w:val="36"/>
-          <w:szCs w:val="36"/>
+          <w:sz w:val="34"/>
+          <w:szCs w:val="34"/>
         </w:rPr>
         <w:t xml:space="preserve">text </w:t>
       </w:r>
       <w:r>
         <w:rPr>
           <w:rFonts w:ascii="Calibri" w:hAnsi="Calibri" w:cs="Calibri"/>
-          <w:sz w:val="36"/>
-          <w:szCs w:val="36"/>
+          <w:sz w:val="34"/>
+          <w:szCs w:val="34"/>
         </w:rPr>
         <w:t xml:space="preserve">to </w:t>
       </w:r>
@@ -2136,24 +2181,24 @@
           <w:rFonts w:ascii="Calibri" w:hAnsi="Calibri" w:cs="Calibri"/>
           <w:b/>
           <w:bCs/>
-          <w:sz w:val="36"/>
-          <w:szCs w:val="36"/>
+          <w:sz w:val="34"/>
+          <w:szCs w:val="34"/>
         </w:rPr>
         <w:t>files</w:t>
       </w:r>
       <w:r>
         <w:rPr>
           <w:rFonts w:ascii="Calibri" w:hAnsi="Calibri" w:cs="Calibri"/>
-          <w:sz w:val="36"/>
-          <w:szCs w:val="36"/>
+          <w:sz w:val="34"/>
+          <w:szCs w:val="34"/>
         </w:rPr>
         <w:t xml:space="preserve"> </w:t>
       </w:r>
       <w:r>
         <w:rPr>
           <w:rFonts w:ascii="Calibri" w:hAnsi="Calibri" w:cs="Calibri"/>
-          <w:sz w:val="36"/>
-          <w:szCs w:val="36"/>
+          <w:sz w:val="34"/>
+          <w:szCs w:val="34"/>
         </w:rPr>
         <w:t xml:space="preserve">then in the values click on </w:t>
       </w:r>
@@ -2162,16 +2207,16 @@
           <w:rFonts w:ascii="Calibri" w:hAnsi="Calibri" w:cs="Calibri"/>
           <w:b/>
           <w:bCs/>
-          <w:sz w:val="36"/>
-          <w:szCs w:val="36"/>
+          <w:sz w:val="34"/>
+          <w:szCs w:val="34"/>
         </w:rPr>
         <w:t>select files</w:t>
       </w:r>
       <w:r>
         <w:rPr>
           <w:rFonts w:ascii="Calibri" w:hAnsi="Calibri" w:cs="Calibri"/>
-          <w:sz w:val="36"/>
-          <w:szCs w:val="36"/>
+          <w:sz w:val="34"/>
+          <w:szCs w:val="34"/>
         </w:rPr>
         <w:t xml:space="preserve"> and upload the file.</w:t>
       </w:r>
@@ -2181,29 +2226,22 @@
         <w:jc w:val="both"/>
         <w:rPr>
           <w:rFonts w:ascii="Calibri" w:hAnsi="Calibri" w:cs="Calibri"/>
-          <w:sz w:val="36"/>
-          <w:szCs w:val="36"/>
+          <w:sz w:val="34"/>
+          <w:szCs w:val="34"/>
         </w:rPr>
       </w:pPr>
       <w:r>
         <w:rPr>
           <w:rFonts w:ascii="Calibri" w:hAnsi="Calibri" w:cs="Calibri"/>
           <w:noProof/>
-          <w:sz w:val="36"/>
-          <w:szCs w:val="36"/>
-        </w:rPr>
+          <w:sz w:val="34"/>
+          <w:szCs w:val="34"/>
+        </w:rPr>
+        <w:lastRenderedPageBreak/>
         <w:drawing>
-          <wp:anchor distT="0" distB="0" distL="114300" distR="114300" simplePos="0" relativeHeight="251666432" behindDoc="0" locked="0" layoutInCell="1" allowOverlap="1" wp14:anchorId="45172B05" wp14:editId="0E9CCB40">
-            <wp:simplePos x="0" y="0"/>
-            <wp:positionH relativeFrom="column">
-              <wp:posOffset>0</wp:posOffset>
-            </wp:positionH>
-            <wp:positionV relativeFrom="paragraph">
-              <wp:posOffset>2091</wp:posOffset>
-            </wp:positionV>
+          <wp:inline distT="0" distB="0" distL="0" distR="0" wp14:anchorId="45172B05" wp14:editId="56D93E57">
             <wp:extent cx="5731510" cy="2768600"/>
             <wp:effectExtent l="0" t="0" r="2540" b="0"/>
-            <wp:wrapNone/>
             <wp:docPr id="9" name="Picture 9"/>
             <wp:cNvGraphicFramePr>
               <a:graphicFrameLocks xmlns:a="http://schemas.openxmlformats.org/drawingml/2006/main" noChangeAspect="1"/>
@@ -2216,7 +2254,7 @@
                     <pic:cNvPicPr/>
                   </pic:nvPicPr>
                   <pic:blipFill>
-                    <a:blip r:embed="rId14">
+                    <a:blip r:embed="rId15">
                       <a:extLst>
                         <a:ext uri="{28A0092B-C50C-407E-A947-70E740481C1C}">
                           <a14:useLocalDpi xmlns:a14="http://schemas.microsoft.com/office/drawing/2010/main" val="0"/>
@@ -2239,13 +2277,7 @@
                 </pic:pic>
               </a:graphicData>
             </a:graphic>
-            <wp14:sizeRelH relativeFrom="page">
-              <wp14:pctWidth>0</wp14:pctWidth>
-            </wp14:sizeRelH>
-            <wp14:sizeRelV relativeFrom="page">
-              <wp14:pctHeight>0</wp14:pctHeight>
-            </wp14:sizeRelV>
-          </wp:anchor>
+          </wp:inline>
         </w:drawing>
       </w:r>
     </w:p>
@@ -2254,621 +2286,255 @@
         <w:jc w:val="both"/>
         <w:rPr>
           <w:rFonts w:ascii="Calibri" w:hAnsi="Calibri" w:cs="Calibri"/>
-          <w:sz w:val="36"/>
-          <w:szCs w:val="36"/>
-        </w:rPr>
-      </w:pPr>
-    </w:p>
-    <w:p>
-      <w:pPr>
-        <w:jc w:val="both"/>
-        <w:rPr>
-          <w:rFonts w:ascii="Calibri" w:hAnsi="Calibri" w:cs="Calibri"/>
-          <w:sz w:val="36"/>
-          <w:szCs w:val="36"/>
-        </w:rPr>
-      </w:pPr>
-    </w:p>
-    <w:p>
-      <w:pPr>
-        <w:jc w:val="both"/>
-        <w:rPr>
-          <w:rFonts w:ascii="Calibri" w:hAnsi="Calibri" w:cs="Calibri"/>
-          <w:sz w:val="36"/>
-          <w:szCs w:val="36"/>
-        </w:rPr>
-      </w:pPr>
-    </w:p>
-    <w:p>
-      <w:pPr>
-        <w:jc w:val="both"/>
-        <w:rPr>
-          <w:rFonts w:ascii="Calibri" w:hAnsi="Calibri" w:cs="Calibri"/>
-          <w:sz w:val="36"/>
-          <w:szCs w:val="36"/>
-        </w:rPr>
-      </w:pPr>
-    </w:p>
-    <w:p>
-      <w:pPr>
-        <w:jc w:val="both"/>
-        <w:rPr>
-          <w:rFonts w:ascii="Calibri" w:hAnsi="Calibri" w:cs="Calibri"/>
-          <w:sz w:val="36"/>
-          <w:szCs w:val="36"/>
-        </w:rPr>
-      </w:pPr>
-    </w:p>
-    <w:p>
-      <w:pPr>
-        <w:jc w:val="both"/>
-        <w:rPr>
-          <w:rFonts w:ascii="Calibri" w:hAnsi="Calibri" w:cs="Calibri"/>
-          <w:sz w:val="36"/>
-          <w:szCs w:val="36"/>
-        </w:rPr>
-      </w:pPr>
-    </w:p>
-    <w:p>
-      <w:pPr>
-        <w:jc w:val="both"/>
-        <w:rPr>
-          <w:rFonts w:ascii="Calibri" w:hAnsi="Calibri" w:cs="Calibri"/>
-          <w:b/>
-          <w:bCs/>
-          <w:sz w:val="36"/>
-          <w:szCs w:val="36"/>
-        </w:rPr>
-      </w:pPr>
-      <w:r>
-        <w:rPr>
-          <w:rFonts w:ascii="Calibri" w:hAnsi="Calibri" w:cs="Calibri"/>
-          <w:b/>
-          <w:bCs/>
-          <w:sz w:val="36"/>
-          <w:szCs w:val="36"/>
+          <w:sz w:val="34"/>
+          <w:szCs w:val="34"/>
+        </w:rPr>
+      </w:pPr>
+    </w:p>
+    <w:p>
+      <w:pPr>
+        <w:jc w:val="center"/>
+        <w:rPr>
+          <w:rFonts w:ascii="Calibri" w:hAnsi="Calibri" w:cs="Calibri"/>
+          <w:sz w:val="34"/>
+          <w:szCs w:val="34"/>
+        </w:rPr>
+      </w:pPr>
+      <w:r>
+        <w:rPr>
+          <w:rFonts w:ascii="Calibri" w:hAnsi="Calibri" w:cs="Calibri"/>
+          <w:sz w:val="34"/>
+          <w:szCs w:val="34"/>
+        </w:rPr>
+        <w:t>Break</w:t>
+      </w:r>
+    </w:p>
+    <w:p>
+      <w:pPr>
+        <w:jc w:val="both"/>
+        <w:rPr>
+          <w:rFonts w:ascii="Calibri" w:hAnsi="Calibri" w:cs="Calibri"/>
+          <w:b/>
+          <w:bCs/>
+          <w:sz w:val="34"/>
+          <w:szCs w:val="34"/>
+        </w:rPr>
+      </w:pPr>
+    </w:p>
+    <w:p>
+      <w:pPr>
+        <w:jc w:val="both"/>
+        <w:rPr>
+          <w:rFonts w:ascii="Calibri" w:hAnsi="Calibri" w:cs="Calibri"/>
+          <w:b/>
+          <w:bCs/>
+          <w:sz w:val="34"/>
+          <w:szCs w:val="34"/>
+        </w:rPr>
+      </w:pPr>
+      <w:r>
+        <w:rPr>
+          <w:rFonts w:ascii="Calibri" w:hAnsi="Calibri" w:cs="Calibri"/>
+          <w:b/>
+          <w:bCs/>
+          <w:sz w:val="34"/>
+          <w:szCs w:val="34"/>
+        </w:rPr>
+        <w:t xml:space="preserve">Form Data in </w:t>
+      </w:r>
+      <w:r>
+        <w:rPr>
+          <w:rFonts w:ascii="Calibri" w:hAnsi="Calibri" w:cs="Calibri"/>
+          <w:b/>
+          <w:bCs/>
+          <w:sz w:val="34"/>
+          <w:szCs w:val="34"/>
+        </w:rPr>
+        <w:t>Post Man</w:t>
+      </w:r>
+      <w:r>
+        <w:rPr>
+          <w:rFonts w:ascii="Calibri" w:hAnsi="Calibri" w:cs="Calibri"/>
+          <w:b/>
+          <w:bCs/>
+          <w:sz w:val="34"/>
+          <w:szCs w:val="34"/>
+        </w:rPr>
+        <w:t>:</w:t>
+      </w:r>
+    </w:p>
+    <w:p>
+      <w:pPr>
+        <w:jc w:val="both"/>
+        <w:rPr>
+          <w:rFonts w:ascii="Calibri" w:hAnsi="Calibri" w:cs="Calibri"/>
+          <w:sz w:val="34"/>
+          <w:szCs w:val="34"/>
+        </w:rPr>
+      </w:pPr>
+      <w:r>
+        <w:rPr>
+          <w:rFonts w:ascii="Calibri" w:hAnsi="Calibri" w:cs="Calibri"/>
+          <w:sz w:val="34"/>
+          <w:szCs w:val="34"/>
+        </w:rPr>
+        <w:t xml:space="preserve"># </w:t>
+      </w:r>
+      <w:r>
+        <w:rPr>
+          <w:rFonts w:ascii="Calibri" w:hAnsi="Calibri" w:cs="Calibri"/>
+          <w:sz w:val="34"/>
+          <w:szCs w:val="34"/>
+        </w:rPr>
+        <w:t>We can send multiple types of data like normal fields as key-value pair and photo files too with it</w:t>
+      </w:r>
+      <w:r>
+        <w:rPr>
+          <w:rFonts w:ascii="Calibri" w:hAnsi="Calibri" w:cs="Calibri"/>
+          <w:sz w:val="34"/>
+          <w:szCs w:val="34"/>
+        </w:rPr>
+        <w:t>.</w:t>
+      </w:r>
+    </w:p>
+    <w:p>
+      <w:pPr>
+        <w:jc w:val="both"/>
+        <w:rPr>
+          <w:rFonts w:ascii="Calibri" w:hAnsi="Calibri" w:cs="Calibri"/>
+          <w:sz w:val="34"/>
+          <w:szCs w:val="34"/>
+        </w:rPr>
+      </w:pPr>
+      <w:r>
+        <w:rPr>
+          <w:rFonts w:ascii="Calibri" w:hAnsi="Calibri" w:cs="Calibri"/>
+          <w:sz w:val="34"/>
+          <w:szCs w:val="34"/>
+        </w:rPr>
+        <w:t># Just go to</w:t>
+      </w:r>
+      <w:r>
+        <w:rPr>
+          <w:rFonts w:ascii="Calibri" w:hAnsi="Calibri" w:cs="Calibri"/>
+          <w:b/>
+          <w:bCs/>
+          <w:sz w:val="34"/>
+          <w:szCs w:val="34"/>
+        </w:rPr>
+        <w:t xml:space="preserve"> body</w:t>
+      </w:r>
+      <w:r>
+        <w:rPr>
+          <w:rFonts w:ascii="Calibri" w:hAnsi="Calibri" w:cs="Calibri"/>
+          <w:sz w:val="34"/>
+          <w:szCs w:val="34"/>
+        </w:rPr>
+        <w:t xml:space="preserve"> and then select </w:t>
+      </w:r>
+      <w:r>
+        <w:rPr>
+          <w:rFonts w:ascii="Calibri" w:hAnsi="Calibri" w:cs="Calibri"/>
+          <w:b/>
+          <w:bCs/>
+          <w:sz w:val="34"/>
+          <w:szCs w:val="34"/>
+        </w:rPr>
+        <w:t>form-data</w:t>
+      </w:r>
+      <w:r>
+        <w:rPr>
+          <w:rFonts w:ascii="Calibri" w:hAnsi="Calibri" w:cs="Calibri"/>
+          <w:sz w:val="34"/>
+          <w:szCs w:val="34"/>
+        </w:rPr>
+        <w:t xml:space="preserve">. Then simply </w:t>
+      </w:r>
+      <w:r>
+        <w:rPr>
+          <w:rFonts w:ascii="Calibri" w:hAnsi="Calibri" w:cs="Calibri"/>
+          <w:sz w:val="34"/>
+          <w:szCs w:val="34"/>
+        </w:rPr>
+        <w:t xml:space="preserve">click on </w:t>
+      </w:r>
+      <w:r>
+        <w:rPr>
+          <w:rFonts w:ascii="Calibri" w:hAnsi="Calibri" w:cs="Calibri"/>
+          <w:b/>
+          <w:bCs/>
+          <w:sz w:val="34"/>
+          <w:szCs w:val="34"/>
+        </w:rPr>
+        <w:t>Text</w:t>
+      </w:r>
+      <w:r>
+        <w:rPr>
+          <w:rFonts w:ascii="Calibri" w:hAnsi="Calibri" w:cs="Calibri"/>
+          <w:sz w:val="34"/>
+          <w:szCs w:val="34"/>
+        </w:rPr>
+        <w:t xml:space="preserve"> and select</w:t>
+      </w:r>
+      <w:r>
+        <w:rPr>
+          <w:rFonts w:ascii="Calibri" w:hAnsi="Calibri" w:cs="Calibri"/>
+          <w:b/>
+          <w:bCs/>
+          <w:sz w:val="34"/>
+          <w:szCs w:val="34"/>
+        </w:rPr>
+        <w:t xml:space="preserve"> File</w:t>
+      </w:r>
+      <w:r>
+        <w:rPr>
+          <w:rFonts w:ascii="Calibri" w:hAnsi="Calibri" w:cs="Calibri"/>
+          <w:sz w:val="34"/>
+          <w:szCs w:val="34"/>
+        </w:rPr>
+        <w:t>. Just like that we can upload files or photos to the API or Backend.</w:t>
+      </w:r>
+    </w:p>
+    <w:p>
+      <w:pPr>
+        <w:jc w:val="both"/>
+        <w:rPr>
+          <w:rFonts w:ascii="Calibri" w:hAnsi="Calibri" w:cs="Calibri"/>
+          <w:sz w:val="34"/>
+          <w:szCs w:val="34"/>
+        </w:rPr>
+      </w:pPr>
+      <w:r>
+        <w:rPr>
+          <w:rFonts w:ascii="Calibri" w:hAnsi="Calibri" w:cs="Calibri"/>
+          <w:sz w:val="34"/>
+          <w:szCs w:val="34"/>
+        </w:rPr>
+        <w:t># The server will save the image and give us a URL of the image which will be then show in the fronted. We can also only upload image here</w:t>
+      </w:r>
+    </w:p>
+    <w:p>
+      <w:pPr>
+        <w:jc w:val="both"/>
+        <w:rPr>
+          <w:rFonts w:ascii="Calibri" w:hAnsi="Calibri" w:cs="Calibri"/>
+          <w:sz w:val="34"/>
+          <w:szCs w:val="34"/>
+        </w:rPr>
+      </w:pPr>
+      <w:r>
+        <w:rPr>
+          <w:rFonts w:ascii="Calibri" w:hAnsi="Calibri" w:cs="Calibri"/>
+          <w:noProof/>
+          <w:sz w:val="34"/>
+          <w:szCs w:val="34"/>
         </w:rPr>
         <w:lastRenderedPageBreak/>
-        <w:t>Form Data in PostMan:</w:t>
-      </w:r>
-    </w:p>
-    <w:p>
-      <w:pPr>
-        <w:jc w:val="both"/>
-        <w:rPr>
-          <w:rFonts w:ascii="Calibri" w:hAnsi="Calibri" w:cs="Calibri"/>
-          <w:sz w:val="36"/>
-          <w:szCs w:val="36"/>
-        </w:rPr>
-      </w:pPr>
-      <w:r>
-        <w:rPr>
-          <w:rFonts w:ascii="Calibri" w:hAnsi="Calibri" w:cs="Calibri"/>
-          <w:sz w:val="36"/>
-          <w:szCs w:val="36"/>
-        </w:rPr>
-        <w:t xml:space="preserve"># </w:t>
-      </w:r>
-      <w:r>
-        <w:rPr>
-          <w:rFonts w:ascii="Calibri" w:hAnsi="Calibri" w:cs="Calibri"/>
-          <w:sz w:val="36"/>
-          <w:szCs w:val="36"/>
-        </w:rPr>
-        <w:t>We can send multiple types of data like normal fields as key-value pair and photo files too with it</w:t>
-      </w:r>
-      <w:r>
-        <w:rPr>
-          <w:rFonts w:ascii="Calibri" w:hAnsi="Calibri" w:cs="Calibri"/>
-          <w:sz w:val="36"/>
-          <w:szCs w:val="36"/>
-        </w:rPr>
-        <w:t>.</w:t>
-      </w:r>
-    </w:p>
-    <w:p>
-      <w:pPr>
-        <w:jc w:val="both"/>
-        <w:rPr>
-          <w:rFonts w:ascii="Calibri" w:hAnsi="Calibri" w:cs="Calibri"/>
-          <w:sz w:val="36"/>
-          <w:szCs w:val="36"/>
-        </w:rPr>
-      </w:pPr>
-      <w:r>
-        <w:rPr>
-          <w:rFonts w:ascii="Calibri" w:hAnsi="Calibri" w:cs="Calibri"/>
-          <w:sz w:val="36"/>
-          <w:szCs w:val="36"/>
-        </w:rPr>
-        <w:t># Just go to</w:t>
-      </w:r>
-      <w:r>
-        <w:rPr>
-          <w:rFonts w:ascii="Calibri" w:hAnsi="Calibri" w:cs="Calibri"/>
-          <w:b/>
-          <w:bCs/>
-          <w:sz w:val="36"/>
-          <w:szCs w:val="36"/>
-        </w:rPr>
-        <w:t xml:space="preserve"> body</w:t>
-      </w:r>
-      <w:r>
-        <w:rPr>
-          <w:rFonts w:ascii="Calibri" w:hAnsi="Calibri" w:cs="Calibri"/>
-          <w:sz w:val="36"/>
-          <w:szCs w:val="36"/>
-        </w:rPr>
-        <w:t xml:space="preserve"> and then select </w:t>
-      </w:r>
-      <w:r>
-        <w:rPr>
-          <w:rFonts w:ascii="Calibri" w:hAnsi="Calibri" w:cs="Calibri"/>
-          <w:b/>
-          <w:bCs/>
-          <w:sz w:val="36"/>
-          <w:szCs w:val="36"/>
-        </w:rPr>
-        <w:t>form-data</w:t>
-      </w:r>
-      <w:r>
-        <w:rPr>
-          <w:rFonts w:ascii="Calibri" w:hAnsi="Calibri" w:cs="Calibri"/>
-          <w:sz w:val="36"/>
-          <w:szCs w:val="36"/>
-        </w:rPr>
-        <w:t xml:space="preserve">. Then simply </w:t>
-      </w:r>
-      <w:r>
-        <w:rPr>
-          <w:rFonts w:ascii="Calibri" w:hAnsi="Calibri" w:cs="Calibri"/>
-          <w:sz w:val="36"/>
-          <w:szCs w:val="36"/>
-        </w:rPr>
-        <w:t xml:space="preserve">click on </w:t>
-      </w:r>
-      <w:r>
-        <w:rPr>
-          <w:rFonts w:ascii="Calibri" w:hAnsi="Calibri" w:cs="Calibri"/>
-          <w:b/>
-          <w:bCs/>
-          <w:sz w:val="36"/>
-          <w:szCs w:val="36"/>
-        </w:rPr>
-        <w:t>Text</w:t>
-      </w:r>
-      <w:r>
-        <w:rPr>
-          <w:rFonts w:ascii="Calibri" w:hAnsi="Calibri" w:cs="Calibri"/>
-          <w:sz w:val="36"/>
-          <w:szCs w:val="36"/>
-        </w:rPr>
-        <w:t xml:space="preserve"> and select</w:t>
-      </w:r>
-      <w:r>
-        <w:rPr>
-          <w:rFonts w:ascii="Calibri" w:hAnsi="Calibri" w:cs="Calibri"/>
-          <w:b/>
-          <w:bCs/>
-          <w:sz w:val="36"/>
-          <w:szCs w:val="36"/>
-        </w:rPr>
-        <w:t xml:space="preserve"> File</w:t>
-      </w:r>
-      <w:r>
-        <w:rPr>
-          <w:rFonts w:ascii="Calibri" w:hAnsi="Calibri" w:cs="Calibri"/>
-          <w:sz w:val="36"/>
-          <w:szCs w:val="36"/>
-        </w:rPr>
-        <w:t>. Just like that we can upload files or photos to the API or Backend.</w:t>
-      </w:r>
-    </w:p>
-    <w:p>
-      <w:pPr>
-        <w:jc w:val="both"/>
-        <w:rPr>
-          <w:rFonts w:ascii="Calibri" w:hAnsi="Calibri" w:cs="Calibri"/>
-          <w:sz w:val="36"/>
-          <w:szCs w:val="36"/>
-        </w:rPr>
-      </w:pPr>
-      <w:r>
-        <w:rPr>
-          <w:rFonts w:ascii="Calibri" w:hAnsi="Calibri" w:cs="Calibri"/>
-          <w:sz w:val="36"/>
-          <w:szCs w:val="36"/>
-        </w:rPr>
-        <w:t># The server will save the image and give us a URL of the image which will be then show in the fronted. We can also only upload image here</w:t>
-      </w:r>
-    </w:p>
-    <w:p>
-      <w:pPr>
-        <w:jc w:val="both"/>
-        <w:rPr>
-          <w:rFonts w:ascii="Calibri" w:hAnsi="Calibri" w:cs="Calibri"/>
-          <w:sz w:val="36"/>
-          <w:szCs w:val="36"/>
-        </w:rPr>
-      </w:pPr>
-      <w:r>
-        <w:rPr>
-          <w:rFonts w:ascii="Calibri" w:hAnsi="Calibri" w:cs="Calibri"/>
-          <w:noProof/>
-          <w:sz w:val="36"/>
-          <w:szCs w:val="36"/>
-        </w:rPr>
         <w:drawing>
-          <wp:anchor distT="0" distB="0" distL="114300" distR="114300" simplePos="0" relativeHeight="251667456" behindDoc="1" locked="0" layoutInCell="1" allowOverlap="1" wp14:anchorId="0D82B111" wp14:editId="65C98748">
-            <wp:simplePos x="0" y="0"/>
-            <wp:positionH relativeFrom="margin">
-              <wp:align>right</wp:align>
-            </wp:positionH>
-            <wp:positionV relativeFrom="paragraph">
-              <wp:posOffset>8890</wp:posOffset>
-            </wp:positionV>
+          <wp:inline distT="0" distB="0" distL="0" distR="0" wp14:anchorId="0D82B111" wp14:editId="4160D23F">
             <wp:extent cx="5731510" cy="3049905"/>
             <wp:effectExtent l="0" t="0" r="2540" b="0"/>
-            <wp:wrapNone/>
             <wp:docPr id="10" name="Picture 10"/>
-            <wp:cNvGraphicFramePr>
-              <a:graphicFrameLocks xmlns:a="http://schemas.openxmlformats.org/drawingml/2006/main" noChangeAspect="1"/>
-            </wp:cNvGraphicFramePr>
-            <a:graphic xmlns:a="http://schemas.openxmlformats.org/drawingml/2006/main">
-              <a:graphicData uri="http://schemas.openxmlformats.org/drawingml/2006/picture">
-                <pic:pic xmlns:pic="http://schemas.openxmlformats.org/drawingml/2006/picture">
-                  <pic:nvPicPr>
-                    <pic:cNvPr id="1" name=""/>
-                    <pic:cNvPicPr/>
-                  </pic:nvPicPr>
-                  <pic:blipFill>
-                    <a:blip r:embed="rId15" cstate="print">
-                      <a:extLst>
-                        <a:ext uri="{28A0092B-C50C-407E-A947-70E740481C1C}">
-                          <a14:useLocalDpi xmlns:a14="http://schemas.microsoft.com/office/drawing/2010/main" val="0"/>
-                        </a:ext>
-                      </a:extLst>
-                    </a:blip>
-                    <a:stretch>
-                      <a:fillRect/>
-                    </a:stretch>
-                  </pic:blipFill>
-                  <pic:spPr>
-                    <a:xfrm>
-                      <a:off x="0" y="0"/>
-                      <a:ext cx="5731510" cy="3049905"/>
-                    </a:xfrm>
-                    <a:prstGeom prst="rect">
-                      <a:avLst/>
-                    </a:prstGeom>
-                  </pic:spPr>
-                </pic:pic>
-              </a:graphicData>
-            </a:graphic>
-          </wp:anchor>
-        </w:drawing>
-      </w:r>
-    </w:p>
-    <w:p>
-      <w:pPr>
-        <w:jc w:val="both"/>
-        <w:rPr>
-          <w:rFonts w:ascii="Calibri" w:hAnsi="Calibri" w:cs="Calibri"/>
-          <w:sz w:val="36"/>
-          <w:szCs w:val="36"/>
-        </w:rPr>
-      </w:pPr>
-    </w:p>
-    <w:p>
-      <w:pPr>
-        <w:jc w:val="both"/>
-        <w:rPr>
-          <w:rFonts w:ascii="Calibri" w:hAnsi="Calibri" w:cs="Calibri"/>
-          <w:sz w:val="36"/>
-          <w:szCs w:val="36"/>
-        </w:rPr>
-      </w:pPr>
-    </w:p>
-    <w:p>
-      <w:pPr>
-        <w:jc w:val="both"/>
-        <w:rPr>
-          <w:rFonts w:ascii="Calibri" w:hAnsi="Calibri" w:cs="Calibri"/>
-          <w:sz w:val="36"/>
-          <w:szCs w:val="36"/>
-        </w:rPr>
-      </w:pPr>
-    </w:p>
-    <w:p>
-      <w:pPr>
-        <w:jc w:val="both"/>
-        <w:rPr>
-          <w:rFonts w:ascii="Calibri" w:hAnsi="Calibri" w:cs="Calibri"/>
-          <w:sz w:val="36"/>
-          <w:szCs w:val="36"/>
-        </w:rPr>
-      </w:pPr>
-    </w:p>
-    <w:p>
-      <w:pPr>
-        <w:jc w:val="both"/>
-        <w:rPr>
-          <w:rFonts w:ascii="Calibri" w:hAnsi="Calibri" w:cs="Calibri"/>
-          <w:sz w:val="36"/>
-          <w:szCs w:val="36"/>
-        </w:rPr>
-      </w:pPr>
-    </w:p>
-    <w:p>
-      <w:pPr>
-        <w:jc w:val="both"/>
-        <w:rPr>
-          <w:rFonts w:ascii="Calibri" w:hAnsi="Calibri" w:cs="Calibri"/>
-          <w:sz w:val="36"/>
-          <w:szCs w:val="36"/>
-        </w:rPr>
-      </w:pPr>
-    </w:p>
-    <w:p>
-      <w:pPr>
-        <w:jc w:val="both"/>
-        <w:rPr>
-          <w:rFonts w:ascii="Calibri" w:hAnsi="Calibri" w:cs="Calibri"/>
-          <w:sz w:val="36"/>
-          <w:szCs w:val="36"/>
-        </w:rPr>
-      </w:pPr>
-    </w:p>
-    <w:p>
-      <w:pPr>
-        <w:jc w:val="both"/>
-        <w:rPr>
-          <w:rFonts w:ascii="Calibri" w:hAnsi="Calibri" w:cs="Calibri"/>
-          <w:sz w:val="36"/>
-          <w:szCs w:val="36"/>
-        </w:rPr>
-      </w:pPr>
-    </w:p>
-    <w:p>
-      <w:pPr>
-        <w:jc w:val="both"/>
-        <w:rPr>
-          <w:rFonts w:ascii="Calibri" w:hAnsi="Calibri" w:cs="Calibri"/>
-          <w:b/>
-          <w:bCs/>
-          <w:sz w:val="36"/>
-          <w:szCs w:val="36"/>
-        </w:rPr>
-      </w:pPr>
-      <w:r>
-        <w:rPr>
-          <w:rFonts w:ascii="Calibri" w:hAnsi="Calibri" w:cs="Calibri"/>
-          <w:b/>
-          <w:bCs/>
-          <w:sz w:val="36"/>
-          <w:szCs w:val="36"/>
-        </w:rPr>
-        <w:t>x-www-form-urlencoded</w:t>
-      </w:r>
-      <w:r>
-        <w:rPr>
-          <w:rFonts w:ascii="Calibri" w:hAnsi="Calibri" w:cs="Calibri"/>
-          <w:b/>
-          <w:bCs/>
-          <w:sz w:val="36"/>
-          <w:szCs w:val="36"/>
-        </w:rPr>
-        <w:t xml:space="preserve"> in Postman:</w:t>
-      </w:r>
-    </w:p>
-    <w:p>
-      <w:pPr>
-        <w:jc w:val="both"/>
-        <w:rPr>
-          <w:rFonts w:ascii="Calibri" w:hAnsi="Calibri" w:cs="Calibri"/>
-          <w:sz w:val="36"/>
-          <w:szCs w:val="36"/>
-        </w:rPr>
-      </w:pPr>
-      <w:r>
-        <w:rPr>
-          <w:rFonts w:ascii="Calibri" w:hAnsi="Calibri" w:cs="Calibri"/>
-          <w:sz w:val="36"/>
-          <w:szCs w:val="36"/>
-        </w:rPr>
-        <w:t xml:space="preserve"># </w:t>
-      </w:r>
-      <w:r>
-        <w:rPr>
-          <w:rFonts w:ascii="Calibri" w:hAnsi="Calibri" w:cs="Calibri"/>
-          <w:b/>
-          <w:bCs/>
-          <w:sz w:val="36"/>
-          <w:szCs w:val="36"/>
-        </w:rPr>
-        <w:t>application/x-www-form-urlencoded</w:t>
-      </w:r>
-      <w:r>
-        <w:rPr>
-          <w:rFonts w:ascii="Calibri" w:hAnsi="Calibri" w:cs="Calibri"/>
-          <w:sz w:val="36"/>
-          <w:szCs w:val="36"/>
-        </w:rPr>
-        <w:t xml:space="preserve"> is a Content-Type header used to send data to a server and is the default method used by HTML forms. </w:t>
-      </w:r>
-    </w:p>
-    <w:p>
-      <w:pPr>
-        <w:jc w:val="both"/>
-        <w:rPr>
-          <w:rFonts w:ascii="Calibri" w:hAnsi="Calibri" w:cs="Calibri"/>
-          <w:sz w:val="36"/>
-          <w:szCs w:val="36"/>
-        </w:rPr>
-      </w:pPr>
-      <w:r>
-        <w:rPr>
-          <w:rFonts w:ascii="Calibri" w:hAnsi="Calibri" w:cs="Calibri"/>
-          <w:sz w:val="36"/>
-          <w:szCs w:val="36"/>
-        </w:rPr>
-        <w:lastRenderedPageBreak/>
-        <w:t xml:space="preserve"># </w:t>
-      </w:r>
-      <w:r>
-        <w:rPr>
-          <w:rFonts w:ascii="Calibri" w:hAnsi="Calibri" w:cs="Calibri"/>
-          <w:sz w:val="36"/>
-          <w:szCs w:val="36"/>
-        </w:rPr>
-        <w:t>Use</w:t>
-      </w:r>
-      <w:r>
-        <w:rPr>
-          <w:rFonts w:ascii="Calibri" w:hAnsi="Calibri" w:cs="Calibri"/>
-          <w:sz w:val="36"/>
-          <w:szCs w:val="36"/>
-        </w:rPr>
-        <w:t>ful when we</w:t>
-      </w:r>
-      <w:r>
-        <w:rPr>
-          <w:rFonts w:ascii="Calibri" w:hAnsi="Calibri" w:cs="Calibri"/>
-          <w:sz w:val="36"/>
-          <w:szCs w:val="36"/>
-        </w:rPr>
-        <w:t xml:space="preserve"> are building a simple website where a standard HTML &lt;form&gt; is submitting data.</w:t>
-      </w:r>
-    </w:p>
-    <w:p>
-      <w:pPr>
-        <w:jc w:val="both"/>
-        <w:rPr>
-          <w:rFonts w:ascii="Calibri" w:hAnsi="Calibri" w:cs="Calibri"/>
-          <w:sz w:val="36"/>
-          <w:szCs w:val="36"/>
-        </w:rPr>
-      </w:pPr>
-      <w:r>
-        <w:rPr>
-          <w:rFonts w:ascii="Calibri" w:hAnsi="Calibri" w:cs="Calibri"/>
-          <w:sz w:val="36"/>
-          <w:szCs w:val="36"/>
-        </w:rPr>
-        <w:t># Also needed when</w:t>
-      </w:r>
-      <w:r>
-        <w:rPr>
-          <w:rFonts w:ascii="Calibri" w:hAnsi="Calibri" w:cs="Calibri"/>
-          <w:sz w:val="36"/>
-          <w:szCs w:val="36"/>
-        </w:rPr>
-        <w:t xml:space="preserve"> integrating with older "legacy" APIs (like some OAuth2 implementations).</w:t>
-      </w:r>
-    </w:p>
-    <w:p>
-      <w:pPr>
-        <w:jc w:val="both"/>
-        <w:rPr>
-          <w:rFonts w:ascii="Calibri" w:hAnsi="Calibri" w:cs="Calibri"/>
-          <w:sz w:val="36"/>
-          <w:szCs w:val="36"/>
-        </w:rPr>
-      </w:pPr>
-      <w:r>
-        <w:rPr>
-          <w:rFonts w:ascii="Calibri" w:hAnsi="Calibri" w:cs="Calibri"/>
-          <w:sz w:val="36"/>
-          <w:szCs w:val="36"/>
-        </w:rPr>
-        <w:t># But a</w:t>
-      </w:r>
-      <w:r>
-        <w:rPr>
-          <w:rFonts w:ascii="Calibri" w:hAnsi="Calibri" w:cs="Calibri"/>
-          <w:sz w:val="36"/>
-          <w:szCs w:val="36"/>
-        </w:rPr>
-        <w:t xml:space="preserve">void it if </w:t>
-      </w:r>
-      <w:r>
-        <w:rPr>
-          <w:rFonts w:ascii="Calibri" w:hAnsi="Calibri" w:cs="Calibri"/>
-          <w:sz w:val="36"/>
-          <w:szCs w:val="36"/>
-        </w:rPr>
-        <w:t>we</w:t>
-      </w:r>
-      <w:r>
-        <w:rPr>
-          <w:rFonts w:ascii="Calibri" w:hAnsi="Calibri" w:cs="Calibri"/>
-          <w:sz w:val="36"/>
-          <w:szCs w:val="36"/>
-        </w:rPr>
-        <w:t xml:space="preserve"> need to send complex, nested data (like a list of objects). For that, use JSON.</w:t>
-      </w:r>
-      <w:r>
-        <w:rPr>
-          <w:rFonts w:ascii="Calibri" w:hAnsi="Calibri" w:cs="Calibri"/>
-          <w:sz w:val="36"/>
-          <w:szCs w:val="36"/>
-        </w:rPr>
-        <w:t xml:space="preserve"> Also a</w:t>
-      </w:r>
-      <w:r>
-        <w:rPr>
-          <w:rFonts w:ascii="Calibri" w:hAnsi="Calibri" w:cs="Calibri"/>
-          <w:sz w:val="36"/>
-          <w:szCs w:val="36"/>
-        </w:rPr>
-        <w:t xml:space="preserve">void it if </w:t>
-      </w:r>
-      <w:r>
-        <w:rPr>
-          <w:rFonts w:ascii="Calibri" w:hAnsi="Calibri" w:cs="Calibri"/>
-          <w:sz w:val="36"/>
-          <w:szCs w:val="36"/>
-        </w:rPr>
-        <w:t>we</w:t>
-      </w:r>
-      <w:r>
-        <w:rPr>
-          <w:rFonts w:ascii="Calibri" w:hAnsi="Calibri" w:cs="Calibri"/>
-          <w:sz w:val="36"/>
-          <w:szCs w:val="36"/>
-        </w:rPr>
-        <w:t xml:space="preserve"> need to upload a profile picture or a PDF. For that, use form-data.</w:t>
-      </w:r>
-    </w:p>
-    <w:p>
-      <w:pPr>
-        <w:jc w:val="both"/>
-        <w:rPr>
-          <w:rFonts w:ascii="Calibri" w:hAnsi="Calibri" w:cs="Calibri"/>
-          <w:sz w:val="36"/>
-          <w:szCs w:val="36"/>
-        </w:rPr>
-      </w:pPr>
-      <w:r>
-        <w:rPr>
-          <w:rFonts w:ascii="Calibri" w:hAnsi="Calibri" w:cs="Calibri"/>
-          <w:noProof/>
-          <w:sz w:val="36"/>
-          <w:szCs w:val="36"/>
-        </w:rPr>
-        <w:drawing>
-          <wp:anchor distT="0" distB="0" distL="114300" distR="114300" simplePos="0" relativeHeight="251668480" behindDoc="1" locked="0" layoutInCell="1" allowOverlap="1" wp14:anchorId="4258DAEB" wp14:editId="1A59100D">
-            <wp:simplePos x="0" y="0"/>
-            <wp:positionH relativeFrom="column">
-              <wp:posOffset>0</wp:posOffset>
-            </wp:positionH>
-            <wp:positionV relativeFrom="paragraph">
-              <wp:posOffset>635</wp:posOffset>
-            </wp:positionV>
-            <wp:extent cx="5731510" cy="2952115"/>
-            <wp:effectExtent l="0" t="0" r="2540" b="635"/>
-            <wp:wrapNone/>
-            <wp:docPr id="11" name="Picture 11"/>
             <wp:cNvGraphicFramePr>
               <a:graphicFrameLocks xmlns:a="http://schemas.openxmlformats.org/drawingml/2006/main" noChangeAspect="1"/>
             </wp:cNvGraphicFramePr>
@@ -2894,6 +2560,338 @@
                   <pic:spPr>
                     <a:xfrm>
                       <a:off x="0" y="0"/>
+                      <a:ext cx="5731510" cy="3049905"/>
+                    </a:xfrm>
+                    <a:prstGeom prst="rect">
+                      <a:avLst/>
+                    </a:prstGeom>
+                  </pic:spPr>
+                </pic:pic>
+              </a:graphicData>
+            </a:graphic>
+          </wp:inline>
+        </w:drawing>
+      </w:r>
+    </w:p>
+    <w:p>
+      <w:pPr>
+        <w:jc w:val="both"/>
+        <w:rPr>
+          <w:rFonts w:ascii="Calibri" w:hAnsi="Calibri" w:cs="Calibri"/>
+          <w:sz w:val="34"/>
+          <w:szCs w:val="34"/>
+        </w:rPr>
+      </w:pPr>
+    </w:p>
+    <w:p>
+      <w:pPr>
+        <w:jc w:val="center"/>
+        <w:rPr>
+          <w:rFonts w:ascii="Calibri" w:hAnsi="Calibri" w:cs="Calibri"/>
+          <w:sz w:val="34"/>
+          <w:szCs w:val="34"/>
+        </w:rPr>
+      </w:pPr>
+      <w:r>
+        <w:rPr>
+          <w:rFonts w:ascii="Calibri" w:hAnsi="Calibri" w:cs="Calibri"/>
+          <w:sz w:val="34"/>
+          <w:szCs w:val="34"/>
+        </w:rPr>
+        <w:t>Break</w:t>
+      </w:r>
+    </w:p>
+    <w:p>
+      <w:pPr>
+        <w:jc w:val="both"/>
+        <w:rPr>
+          <w:rFonts w:ascii="Calibri" w:hAnsi="Calibri" w:cs="Calibri"/>
+          <w:sz w:val="34"/>
+          <w:szCs w:val="34"/>
+        </w:rPr>
+      </w:pPr>
+    </w:p>
+    <w:p>
+      <w:pPr>
+        <w:jc w:val="both"/>
+        <w:rPr>
+          <w:rFonts w:ascii="Calibri" w:hAnsi="Calibri" w:cs="Calibri"/>
+          <w:b/>
+          <w:bCs/>
+          <w:sz w:val="34"/>
+          <w:szCs w:val="34"/>
+        </w:rPr>
+      </w:pPr>
+      <w:r>
+        <w:rPr>
+          <w:rFonts w:ascii="Calibri" w:hAnsi="Calibri" w:cs="Calibri"/>
+          <w:b/>
+          <w:bCs/>
+          <w:sz w:val="34"/>
+          <w:szCs w:val="34"/>
+        </w:rPr>
+        <w:t>x-www-form-</w:t>
+      </w:r>
+      <w:proofErr w:type="spellStart"/>
+      <w:r>
+        <w:rPr>
+          <w:rFonts w:ascii="Calibri" w:hAnsi="Calibri" w:cs="Calibri"/>
+          <w:b/>
+          <w:bCs/>
+          <w:sz w:val="34"/>
+          <w:szCs w:val="34"/>
+        </w:rPr>
+        <w:t>urlencoded</w:t>
+      </w:r>
+      <w:proofErr w:type="spellEnd"/>
+      <w:r>
+        <w:rPr>
+          <w:rFonts w:ascii="Calibri" w:hAnsi="Calibri" w:cs="Calibri"/>
+          <w:b/>
+          <w:bCs/>
+          <w:sz w:val="34"/>
+          <w:szCs w:val="34"/>
+        </w:rPr>
+        <w:t xml:space="preserve"> in Postman:</w:t>
+      </w:r>
+    </w:p>
+    <w:p>
+      <w:pPr>
+        <w:jc w:val="both"/>
+        <w:rPr>
+          <w:rFonts w:ascii="Calibri" w:hAnsi="Calibri" w:cs="Calibri"/>
+          <w:sz w:val="34"/>
+          <w:szCs w:val="34"/>
+        </w:rPr>
+      </w:pPr>
+      <w:r>
+        <w:rPr>
+          <w:rFonts w:ascii="Calibri" w:hAnsi="Calibri" w:cs="Calibri"/>
+          <w:sz w:val="34"/>
+          <w:szCs w:val="34"/>
+        </w:rPr>
+        <w:t xml:space="preserve"># </w:t>
+      </w:r>
+      <w:r>
+        <w:rPr>
+          <w:rFonts w:ascii="Calibri" w:hAnsi="Calibri" w:cs="Calibri"/>
+          <w:b/>
+          <w:bCs/>
+          <w:sz w:val="34"/>
+          <w:szCs w:val="34"/>
+        </w:rPr>
+        <w:t>application/x-www-form-</w:t>
+      </w:r>
+      <w:proofErr w:type="spellStart"/>
+      <w:r>
+        <w:rPr>
+          <w:rFonts w:ascii="Calibri" w:hAnsi="Calibri" w:cs="Calibri"/>
+          <w:b/>
+          <w:bCs/>
+          <w:sz w:val="34"/>
+          <w:szCs w:val="34"/>
+        </w:rPr>
+        <w:t>urlencoded</w:t>
+      </w:r>
+      <w:proofErr w:type="spellEnd"/>
+      <w:r>
+        <w:rPr>
+          <w:rFonts w:ascii="Calibri" w:hAnsi="Calibri" w:cs="Calibri"/>
+          <w:sz w:val="34"/>
+          <w:szCs w:val="34"/>
+        </w:rPr>
+        <w:t xml:space="preserve"> is a Content-Type header used to send data to a server and is the default method used by HTML forms. </w:t>
+      </w:r>
+    </w:p>
+    <w:p>
+      <w:pPr>
+        <w:jc w:val="both"/>
+        <w:rPr>
+          <w:rFonts w:ascii="Calibri" w:hAnsi="Calibri" w:cs="Calibri"/>
+          <w:sz w:val="34"/>
+          <w:szCs w:val="34"/>
+        </w:rPr>
+      </w:pPr>
+      <w:r>
+        <w:rPr>
+          <w:rFonts w:ascii="Calibri" w:hAnsi="Calibri" w:cs="Calibri"/>
+          <w:sz w:val="34"/>
+          <w:szCs w:val="34"/>
+        </w:rPr>
+        <w:t xml:space="preserve"># </w:t>
+      </w:r>
+      <w:r>
+        <w:rPr>
+          <w:rFonts w:ascii="Calibri" w:hAnsi="Calibri" w:cs="Calibri"/>
+          <w:sz w:val="34"/>
+          <w:szCs w:val="34"/>
+        </w:rPr>
+        <w:t>Use</w:t>
+      </w:r>
+      <w:r>
+        <w:rPr>
+          <w:rFonts w:ascii="Calibri" w:hAnsi="Calibri" w:cs="Calibri"/>
+          <w:sz w:val="34"/>
+          <w:szCs w:val="34"/>
+        </w:rPr>
+        <w:t>ful when we</w:t>
+      </w:r>
+      <w:r>
+        <w:rPr>
+          <w:rFonts w:ascii="Calibri" w:hAnsi="Calibri" w:cs="Calibri"/>
+          <w:sz w:val="34"/>
+          <w:szCs w:val="34"/>
+        </w:rPr>
+        <w:t xml:space="preserve"> are building a simple website where a standard HTML &lt;form&gt; is submitting data.</w:t>
+      </w:r>
+    </w:p>
+    <w:p>
+      <w:pPr>
+        <w:jc w:val="both"/>
+        <w:rPr>
+          <w:rFonts w:ascii="Calibri" w:hAnsi="Calibri" w:cs="Calibri"/>
+          <w:sz w:val="34"/>
+          <w:szCs w:val="34"/>
+        </w:rPr>
+      </w:pPr>
+      <w:r>
+        <w:rPr>
+          <w:rFonts w:ascii="Calibri" w:hAnsi="Calibri" w:cs="Calibri"/>
+          <w:sz w:val="34"/>
+          <w:szCs w:val="34"/>
+        </w:rPr>
+        <w:t># Also needed when</w:t>
+      </w:r>
+      <w:r>
+        <w:rPr>
+          <w:rFonts w:ascii="Calibri" w:hAnsi="Calibri" w:cs="Calibri"/>
+          <w:sz w:val="34"/>
+          <w:szCs w:val="34"/>
+        </w:rPr>
+        <w:t xml:space="preserve"> integrating with older "legacy" APIs (like some OAuth2 implementations).</w:t>
+      </w:r>
+    </w:p>
+    <w:p>
+      <w:pPr>
+        <w:jc w:val="both"/>
+        <w:rPr>
+          <w:rFonts w:ascii="Calibri" w:hAnsi="Calibri" w:cs="Calibri"/>
+          <w:sz w:val="34"/>
+          <w:szCs w:val="34"/>
+        </w:rPr>
+      </w:pPr>
+      <w:r>
+        <w:rPr>
+          <w:rFonts w:ascii="Calibri" w:hAnsi="Calibri" w:cs="Calibri"/>
+          <w:sz w:val="34"/>
+          <w:szCs w:val="34"/>
+        </w:rPr>
+        <w:t># But a</w:t>
+      </w:r>
+      <w:r>
+        <w:rPr>
+          <w:rFonts w:ascii="Calibri" w:hAnsi="Calibri" w:cs="Calibri"/>
+          <w:sz w:val="34"/>
+          <w:szCs w:val="34"/>
+        </w:rPr>
+        <w:t xml:space="preserve">void it if </w:t>
+      </w:r>
+      <w:r>
+        <w:rPr>
+          <w:rFonts w:ascii="Calibri" w:hAnsi="Calibri" w:cs="Calibri"/>
+          <w:sz w:val="34"/>
+          <w:szCs w:val="34"/>
+        </w:rPr>
+        <w:t>we</w:t>
+      </w:r>
+      <w:r>
+        <w:rPr>
+          <w:rFonts w:ascii="Calibri" w:hAnsi="Calibri" w:cs="Calibri"/>
+          <w:sz w:val="34"/>
+          <w:szCs w:val="34"/>
+        </w:rPr>
+        <w:t xml:space="preserve"> need to send complex, nested data (like a list of objects). For that, use JSON.</w:t>
+      </w:r>
+      <w:r>
+        <w:rPr>
+          <w:rFonts w:ascii="Calibri" w:hAnsi="Calibri" w:cs="Calibri"/>
+          <w:sz w:val="34"/>
+          <w:szCs w:val="34"/>
+        </w:rPr>
+        <w:t xml:space="preserve"> Also a</w:t>
+      </w:r>
+      <w:r>
+        <w:rPr>
+          <w:rFonts w:ascii="Calibri" w:hAnsi="Calibri" w:cs="Calibri"/>
+          <w:sz w:val="34"/>
+          <w:szCs w:val="34"/>
+        </w:rPr>
+        <w:t xml:space="preserve">void it if </w:t>
+      </w:r>
+      <w:r>
+        <w:rPr>
+          <w:rFonts w:ascii="Calibri" w:hAnsi="Calibri" w:cs="Calibri"/>
+          <w:sz w:val="34"/>
+          <w:szCs w:val="34"/>
+        </w:rPr>
+        <w:t>we</w:t>
+      </w:r>
+      <w:r>
+        <w:rPr>
+          <w:rFonts w:ascii="Calibri" w:hAnsi="Calibri" w:cs="Calibri"/>
+          <w:sz w:val="34"/>
+          <w:szCs w:val="34"/>
+        </w:rPr>
+        <w:t xml:space="preserve"> need to upload a profile picture or a PDF. For that, use form-data.</w:t>
+      </w:r>
+    </w:p>
+    <w:p>
+      <w:pPr>
+        <w:jc w:val="both"/>
+        <w:rPr>
+          <w:rFonts w:ascii="Calibri" w:hAnsi="Calibri" w:cs="Calibri"/>
+          <w:sz w:val="34"/>
+          <w:szCs w:val="34"/>
+        </w:rPr>
+      </w:pPr>
+      <w:r>
+        <w:rPr>
+          <w:rFonts w:ascii="Calibri" w:hAnsi="Calibri" w:cs="Calibri"/>
+          <w:noProof/>
+          <w:sz w:val="34"/>
+          <w:szCs w:val="34"/>
+        </w:rPr>
+        <w:lastRenderedPageBreak/>
+        <w:drawing>
+          <wp:inline distT="0" distB="0" distL="0" distR="0" wp14:anchorId="4258DAEB" wp14:editId="125426CA">
+            <wp:extent cx="5731510" cy="2952115"/>
+            <wp:effectExtent l="0" t="0" r="2540" b="635"/>
+            <wp:docPr id="11" name="Picture 11"/>
+            <wp:cNvGraphicFramePr>
+              <a:graphicFrameLocks xmlns:a="http://schemas.openxmlformats.org/drawingml/2006/main" noChangeAspect="1"/>
+            </wp:cNvGraphicFramePr>
+            <a:graphic xmlns:a="http://schemas.openxmlformats.org/drawingml/2006/main">
+              <a:graphicData uri="http://schemas.openxmlformats.org/drawingml/2006/picture">
+                <pic:pic xmlns:pic="http://schemas.openxmlformats.org/drawingml/2006/picture">
+                  <pic:nvPicPr>
+                    <pic:cNvPr id="1" name=""/>
+                    <pic:cNvPicPr/>
+                  </pic:nvPicPr>
+                  <pic:blipFill>
+                    <a:blip r:embed="rId17" cstate="print">
+                      <a:extLst>
+                        <a:ext uri="{28A0092B-C50C-407E-A947-70E740481C1C}">
+                          <a14:useLocalDpi xmlns:a14="http://schemas.microsoft.com/office/drawing/2010/main" val="0"/>
+                        </a:ext>
+                      </a:extLst>
+                    </a:blip>
+                    <a:stretch>
+                      <a:fillRect/>
+                    </a:stretch>
+                  </pic:blipFill>
+                  <pic:spPr>
+                    <a:xfrm>
+                      <a:off x="0" y="0"/>
                       <a:ext cx="5731510" cy="2952115"/>
                     </a:xfrm>
                     <a:prstGeom prst="rect">
@@ -2903,13 +2901,7 @@
                 </pic:pic>
               </a:graphicData>
             </a:graphic>
-            <wp14:sizeRelH relativeFrom="page">
-              <wp14:pctWidth>0</wp14:pctWidth>
-            </wp14:sizeRelH>
-            <wp14:sizeRelV relativeFrom="page">
-              <wp14:pctHeight>0</wp14:pctHeight>
-            </wp14:sizeRelV>
-          </wp:anchor>
+          </wp:inline>
         </w:drawing>
       </w:r>
     </w:p>
@@ -2918,99 +2910,57 @@
         <w:jc w:val="both"/>
         <w:rPr>
           <w:rFonts w:ascii="Calibri" w:hAnsi="Calibri" w:cs="Calibri"/>
-          <w:sz w:val="36"/>
-          <w:szCs w:val="36"/>
-        </w:rPr>
-      </w:pPr>
-    </w:p>
-    <w:p>
-      <w:pPr>
-        <w:jc w:val="both"/>
-        <w:rPr>
-          <w:rFonts w:ascii="Calibri" w:hAnsi="Calibri" w:cs="Calibri"/>
-          <w:sz w:val="36"/>
-          <w:szCs w:val="36"/>
-        </w:rPr>
-      </w:pPr>
-    </w:p>
-    <w:p>
-      <w:pPr>
-        <w:jc w:val="both"/>
-        <w:rPr>
-          <w:rFonts w:ascii="Calibri" w:hAnsi="Calibri" w:cs="Calibri"/>
-          <w:sz w:val="36"/>
-          <w:szCs w:val="36"/>
-        </w:rPr>
-      </w:pPr>
-    </w:p>
-    <w:p>
-      <w:pPr>
-        <w:jc w:val="both"/>
-        <w:rPr>
-          <w:rFonts w:ascii="Calibri" w:hAnsi="Calibri" w:cs="Calibri"/>
-          <w:sz w:val="36"/>
-          <w:szCs w:val="36"/>
-        </w:rPr>
-      </w:pPr>
-    </w:p>
-    <w:p>
-      <w:pPr>
-        <w:jc w:val="both"/>
-        <w:rPr>
-          <w:rFonts w:ascii="Calibri" w:hAnsi="Calibri" w:cs="Calibri"/>
-          <w:sz w:val="36"/>
-          <w:szCs w:val="36"/>
-        </w:rPr>
-      </w:pPr>
-    </w:p>
-    <w:p>
-      <w:pPr>
-        <w:jc w:val="both"/>
-        <w:rPr>
-          <w:rFonts w:ascii="Calibri" w:hAnsi="Calibri" w:cs="Calibri"/>
-          <w:sz w:val="36"/>
-          <w:szCs w:val="36"/>
-        </w:rPr>
-      </w:pPr>
-    </w:p>
-    <w:p>
-      <w:pPr>
-        <w:jc w:val="both"/>
-        <w:rPr>
-          <w:rFonts w:ascii="Calibri" w:hAnsi="Calibri" w:cs="Calibri"/>
-          <w:sz w:val="36"/>
-          <w:szCs w:val="36"/>
-        </w:rPr>
-      </w:pPr>
-    </w:p>
-    <w:p>
-      <w:pPr>
-        <w:jc w:val="both"/>
-        <w:rPr>
-          <w:rFonts w:ascii="Calibri" w:hAnsi="Calibri" w:cs="Calibri"/>
-          <w:sz w:val="36"/>
-          <w:szCs w:val="36"/>
-        </w:rPr>
-      </w:pPr>
-    </w:p>
-    <w:p>
-      <w:pPr>
-        <w:jc w:val="both"/>
-        <w:rPr>
-          <w:rFonts w:ascii="Calibri" w:hAnsi="Calibri" w:cs="Calibri"/>
-          <w:b/>
-          <w:bCs/>
-          <w:sz w:val="36"/>
-          <w:szCs w:val="36"/>
-        </w:rPr>
-      </w:pPr>
-      <w:r>
-        <w:rPr>
-          <w:rFonts w:ascii="Calibri" w:hAnsi="Calibri" w:cs="Calibri"/>
-          <w:b/>
-          <w:bCs/>
-          <w:sz w:val="36"/>
-          <w:szCs w:val="36"/>
+          <w:sz w:val="34"/>
+          <w:szCs w:val="34"/>
+        </w:rPr>
+      </w:pPr>
+    </w:p>
+    <w:p>
+      <w:pPr>
+        <w:jc w:val="center"/>
+        <w:rPr>
+          <w:rFonts w:ascii="Calibri" w:hAnsi="Calibri" w:cs="Calibri"/>
+          <w:sz w:val="34"/>
+          <w:szCs w:val="34"/>
+        </w:rPr>
+      </w:pPr>
+      <w:r>
+        <w:rPr>
+          <w:rFonts w:ascii="Calibri" w:hAnsi="Calibri" w:cs="Calibri"/>
+          <w:sz w:val="34"/>
+          <w:szCs w:val="34"/>
+        </w:rPr>
+        <w:t>Break</w:t>
+      </w:r>
+    </w:p>
+    <w:p>
+      <w:pPr>
+        <w:jc w:val="both"/>
+        <w:rPr>
+          <w:rFonts w:ascii="Calibri" w:hAnsi="Calibri" w:cs="Calibri"/>
+          <w:sz w:val="34"/>
+          <w:szCs w:val="34"/>
+        </w:rPr>
+      </w:pPr>
+    </w:p>
+    <w:p>
+      <w:pPr>
+        <w:jc w:val="both"/>
+        <w:rPr>
+          <w:rFonts w:ascii="Calibri" w:hAnsi="Calibri" w:cs="Calibri"/>
+          <w:b/>
+          <w:bCs/>
+          <w:sz w:val="34"/>
+          <w:szCs w:val="34"/>
+        </w:rPr>
+      </w:pPr>
+      <w:r>
+        <w:rPr>
+          <w:rFonts w:ascii="Calibri" w:hAnsi="Calibri" w:cs="Calibri"/>
+          <w:b/>
+          <w:bCs/>
+          <w:sz w:val="34"/>
+          <w:szCs w:val="34"/>
         </w:rPr>
         <w:t>Set Collection Variables:</w:t>
       </w:r>
@@ -3020,15 +2970,15 @@
         <w:jc w:val="both"/>
         <w:rPr>
           <w:rFonts w:ascii="Calibri" w:hAnsi="Calibri" w:cs="Calibri"/>
-          <w:sz w:val="36"/>
-          <w:szCs w:val="36"/>
-        </w:rPr>
-      </w:pPr>
-      <w:r>
-        <w:rPr>
-          <w:rFonts w:ascii="Calibri" w:hAnsi="Calibri" w:cs="Calibri"/>
-          <w:sz w:val="36"/>
-          <w:szCs w:val="36"/>
+          <w:sz w:val="34"/>
+          <w:szCs w:val="34"/>
+        </w:rPr>
+      </w:pPr>
+      <w:r>
+        <w:rPr>
+          <w:rFonts w:ascii="Calibri" w:hAnsi="Calibri" w:cs="Calibri"/>
+          <w:sz w:val="34"/>
+          <w:szCs w:val="34"/>
         </w:rPr>
         <w:t># Instead of repeating the base URL in every single request file we can make it a variable instead.</w:t>
       </w:r>
@@ -3038,15 +2988,15 @@
         <w:jc w:val="both"/>
         <w:rPr>
           <w:rFonts w:ascii="Calibri" w:hAnsi="Calibri" w:cs="Calibri"/>
-          <w:sz w:val="36"/>
-          <w:szCs w:val="36"/>
-        </w:rPr>
-      </w:pPr>
-      <w:r>
-        <w:rPr>
-          <w:rFonts w:ascii="Calibri" w:hAnsi="Calibri" w:cs="Calibri"/>
-          <w:sz w:val="36"/>
-          <w:szCs w:val="36"/>
+          <w:sz w:val="34"/>
+          <w:szCs w:val="34"/>
+        </w:rPr>
+      </w:pPr>
+      <w:r>
+        <w:rPr>
+          <w:rFonts w:ascii="Calibri" w:hAnsi="Calibri" w:cs="Calibri"/>
+          <w:sz w:val="34"/>
+          <w:szCs w:val="34"/>
         </w:rPr>
         <w:t xml:space="preserve"># To do that select all in the URL bar and right click and then select </w:t>
       </w:r>
@@ -3055,119 +3005,133 @@
           <w:rFonts w:ascii="Calibri" w:hAnsi="Calibri" w:cs="Calibri"/>
           <w:b/>
           <w:bCs/>
-          <w:sz w:val="36"/>
-          <w:szCs w:val="36"/>
+          <w:sz w:val="34"/>
+          <w:szCs w:val="34"/>
         </w:rPr>
         <w:t>Set as variable</w:t>
       </w:r>
       <w:r>
         <w:rPr>
           <w:rFonts w:ascii="Calibri" w:hAnsi="Calibri" w:cs="Calibri"/>
-          <w:sz w:val="36"/>
-          <w:szCs w:val="36"/>
-        </w:rPr>
-        <w:t xml:space="preserve">, then set the variable name and scope (for Collection, Global, Environment or Vault). Usually, the </w:t>
-      </w:r>
-      <w:r>
-        <w:rPr>
-          <w:rFonts w:ascii="Calibri" w:hAnsi="Calibri" w:cs="Calibri"/>
-          <w:sz w:val="36"/>
-          <w:szCs w:val="36"/>
+          <w:sz w:val="34"/>
+          <w:szCs w:val="34"/>
+        </w:rPr>
+        <w:t>, then set the variable name and scope (for Collection, Global, Environment or Vault). Usually, the scope is collection so it can be used throughout that testing collection in any request file</w:t>
+      </w:r>
+    </w:p>
+    <w:p>
+      <w:pPr>
+        <w:jc w:val="both"/>
+        <w:rPr>
+          <w:rFonts w:ascii="Calibri" w:hAnsi="Calibri" w:cs="Calibri"/>
+          <w:sz w:val="34"/>
+          <w:szCs w:val="34"/>
+        </w:rPr>
+      </w:pPr>
+      <w:r>
+        <w:rPr>
+          <w:rFonts w:ascii="Calibri" w:hAnsi="Calibri" w:cs="Calibri"/>
+          <w:sz w:val="34"/>
+          <w:szCs w:val="34"/>
+        </w:rPr>
+        <w:t xml:space="preserve"># Or go to Collection and then go to </w:t>
+      </w:r>
+      <w:r>
+        <w:rPr>
+          <w:rFonts w:ascii="Calibri" w:hAnsi="Calibri" w:cs="Calibri"/>
+          <w:b/>
+          <w:bCs/>
+          <w:sz w:val="34"/>
+          <w:szCs w:val="34"/>
+        </w:rPr>
+        <w:t>Variables</w:t>
+      </w:r>
+      <w:r>
+        <w:rPr>
+          <w:rFonts w:ascii="Calibri" w:hAnsi="Calibri" w:cs="Calibri"/>
+          <w:sz w:val="34"/>
+          <w:szCs w:val="34"/>
+        </w:rPr>
+        <w:t xml:space="preserve"> section and create a new variable with a value</w:t>
+      </w:r>
+    </w:p>
+    <w:p>
+      <w:pPr>
+        <w:jc w:val="both"/>
+        <w:rPr>
+          <w:rFonts w:ascii="Calibri" w:hAnsi="Calibri" w:cs="Calibri"/>
+          <w:sz w:val="34"/>
+          <w:szCs w:val="34"/>
+        </w:rPr>
+      </w:pPr>
+      <w:r>
+        <w:rPr>
+          <w:rFonts w:ascii="Calibri" w:hAnsi="Calibri" w:cs="Calibri"/>
+          <w:sz w:val="34"/>
+          <w:szCs w:val="34"/>
+        </w:rPr>
+        <w:t># Then we can use the variable like this</w:t>
+      </w:r>
+      <w:r>
+        <w:rPr>
+          <w:rFonts w:ascii="Calibri" w:hAnsi="Calibri" w:cs="Calibri"/>
+          <w:b/>
+          <w:bCs/>
+          <w:sz w:val="34"/>
+          <w:szCs w:val="34"/>
+        </w:rPr>
+        <w:t xml:space="preserve"> {{</w:t>
+      </w:r>
+      <w:proofErr w:type="spellStart"/>
+      <w:r>
+        <w:rPr>
+          <w:rFonts w:ascii="Calibri" w:hAnsi="Calibri" w:cs="Calibri"/>
+          <w:b/>
+          <w:bCs/>
+          <w:sz w:val="34"/>
+          <w:szCs w:val="34"/>
+        </w:rPr>
+        <w:t>BaseURL</w:t>
+      </w:r>
+      <w:proofErr w:type="spellEnd"/>
+      <w:r>
+        <w:rPr>
+          <w:rFonts w:ascii="Calibri" w:hAnsi="Calibri" w:cs="Calibri"/>
+          <w:b/>
+          <w:bCs/>
+          <w:sz w:val="34"/>
+          <w:szCs w:val="34"/>
+        </w:rPr>
+        <w:t>}}</w:t>
+      </w:r>
+    </w:p>
+    <w:p>
+      <w:pPr>
+        <w:jc w:val="both"/>
+        <w:rPr>
+          <w:rFonts w:ascii="Calibri" w:hAnsi="Calibri" w:cs="Calibri"/>
+          <w:sz w:val="34"/>
+          <w:szCs w:val="34"/>
+        </w:rPr>
+      </w:pPr>
+    </w:p>
+    <w:p>
+      <w:pPr>
+        <w:jc w:val="both"/>
+        <w:rPr>
+          <w:rFonts w:ascii="Calibri" w:hAnsi="Calibri" w:cs="Calibri"/>
+          <w:sz w:val="34"/>
+          <w:szCs w:val="34"/>
+        </w:rPr>
+      </w:pPr>
+      <w:r>
+        <w:rPr>
+          <w:rFonts w:ascii="Calibri" w:hAnsi="Calibri" w:cs="Calibri"/>
+          <w:noProof/>
+          <w:sz w:val="34"/>
+          <w:szCs w:val="34"/>
         </w:rPr>
         <w:lastRenderedPageBreak/>
-        <w:t>scope is collection so it can be used throughout that testing collection in any request file</w:t>
-      </w:r>
-    </w:p>
-    <w:p>
-      <w:pPr>
-        <w:jc w:val="both"/>
-        <w:rPr>
-          <w:rFonts w:ascii="Calibri" w:hAnsi="Calibri" w:cs="Calibri"/>
-          <w:sz w:val="36"/>
-          <w:szCs w:val="36"/>
-        </w:rPr>
-      </w:pPr>
-      <w:r>
-        <w:rPr>
-          <w:rFonts w:ascii="Calibri" w:hAnsi="Calibri" w:cs="Calibri"/>
-          <w:sz w:val="36"/>
-          <w:szCs w:val="36"/>
-        </w:rPr>
-        <w:t xml:space="preserve"># Or go to Collection and then go to </w:t>
-      </w:r>
-      <w:r>
-        <w:rPr>
-          <w:rFonts w:ascii="Calibri" w:hAnsi="Calibri" w:cs="Calibri"/>
-          <w:b/>
-          <w:bCs/>
-          <w:sz w:val="36"/>
-          <w:szCs w:val="36"/>
-        </w:rPr>
-        <w:t>Variables</w:t>
-      </w:r>
-      <w:r>
-        <w:rPr>
-          <w:rFonts w:ascii="Calibri" w:hAnsi="Calibri" w:cs="Calibri"/>
-          <w:sz w:val="36"/>
-          <w:szCs w:val="36"/>
-        </w:rPr>
-        <w:t xml:space="preserve"> section and create a new variable with a value</w:t>
-      </w:r>
-    </w:p>
-    <w:p>
-      <w:pPr>
-        <w:jc w:val="both"/>
-        <w:rPr>
-          <w:rFonts w:ascii="Calibri" w:hAnsi="Calibri" w:cs="Calibri"/>
-          <w:sz w:val="36"/>
-          <w:szCs w:val="36"/>
-        </w:rPr>
-      </w:pPr>
-      <w:r>
-        <w:rPr>
-          <w:rFonts w:ascii="Calibri" w:hAnsi="Calibri" w:cs="Calibri"/>
-          <w:sz w:val="36"/>
-          <w:szCs w:val="36"/>
-        </w:rPr>
-        <w:t># Then we can use the variable like this</w:t>
-      </w:r>
-      <w:r>
-        <w:rPr>
-          <w:rFonts w:ascii="Calibri" w:hAnsi="Calibri" w:cs="Calibri"/>
-          <w:b/>
-          <w:bCs/>
-          <w:sz w:val="36"/>
-          <w:szCs w:val="36"/>
-        </w:rPr>
-        <w:t xml:space="preserve"> {{BaseURL}}</w:t>
-      </w:r>
-    </w:p>
-    <w:p>
-      <w:pPr>
-        <w:jc w:val="both"/>
-        <w:rPr>
-          <w:rFonts w:ascii="Calibri" w:hAnsi="Calibri" w:cs="Calibri"/>
-          <w:sz w:val="36"/>
-          <w:szCs w:val="36"/>
-        </w:rPr>
-      </w:pPr>
-    </w:p>
-    <w:p>
-      <w:pPr>
-        <w:jc w:val="both"/>
-        <w:rPr>
-          <w:rFonts w:ascii="Calibri" w:hAnsi="Calibri" w:cs="Calibri"/>
-          <w:sz w:val="36"/>
-          <w:szCs w:val="36"/>
-        </w:rPr>
-      </w:pPr>
-      <w:r>
-        <w:rPr>
-          <w:rFonts w:ascii="Calibri" w:hAnsi="Calibri" w:cs="Calibri"/>
-          <w:noProof/>
-          <w:sz w:val="36"/>
-          <w:szCs w:val="36"/>
-        </w:rPr>
         <w:drawing>
           <wp:inline distT="0" distB="0" distL="0" distR="0" wp14:anchorId="31D046CD" wp14:editId="10BAA38E">
             <wp:extent cx="5731510" cy="1661160"/>
@@ -3184,7 +3148,7 @@
                     <pic:cNvPicPr/>
                   </pic:nvPicPr>
                   <pic:blipFill rotWithShape="1">
-                    <a:blip r:embed="rId17"/>
+                    <a:blip r:embed="rId18"/>
                     <a:srcRect b="54330"/>
                     <a:stretch/>
                   </pic:blipFill>
@@ -3217,13 +3181,13 @@
         <w:jc w:val="both"/>
         <w:rPr>
           <w:rFonts w:ascii="Calibri" w:hAnsi="Calibri" w:cs="Calibri"/>
-          <w:sz w:val="36"/>
-          <w:szCs w:val="36"/>
+          <w:sz w:val="34"/>
+          <w:szCs w:val="34"/>
         </w:rPr>
       </w:pPr>
     </w:p>
     <w:sectPr>
-      <w:footerReference w:type="default" r:id="rId18"/>
+      <w:footerReference w:type="default" r:id="rId19"/>
       <w:pgSz w:w="11906" w:h="16838" w:code="9"/>
       <w:pgMar w:top="1440" w:right="1440" w:bottom="1440" w:left="1440" w:header="720" w:footer="720" w:gutter="0"/>
       <w:cols w:space="720"/>
@@ -3334,6 +3298,105 @@
     </w:p>
   </w:footnote>
 </w:footnotes>
+</file>
+
+<file path=word/numbering.xml><?xml version="1.0" encoding="utf-8"?>
+<w:numbering xmlns:wpc="http://schemas.microsoft.com/office/word/2010/wordprocessingCanvas" xmlns:cx="http://schemas.microsoft.com/office/drawing/2014/chartex" xmlns:cx1="http://schemas.microsoft.com/office/drawing/2015/9/8/chartex" xmlns:cx2="http://schemas.microsoft.com/office/drawing/2015/10/21/chartex" xmlns:cx3="http://schemas.microsoft.com/office/drawing/2016/5/9/chartex" xmlns:cx4="http://schemas.microsoft.com/office/drawing/2016/5/10/chartex" xmlns:cx5="http://schemas.microsoft.com/office/drawing/2016/5/11/chartex" xmlns:cx6="http://schemas.microsoft.com/office/drawing/2016/5/12/chartex" xmlns:cx7="http://schemas.microsoft.com/office/drawing/2016/5/13/chartex" xmlns:cx8="http://schemas.microsoft.com/office/drawing/2016/5/14/chartex" xmlns:mc="http://schemas.openxmlformats.org/markup-compatibility/2006" xmlns:aink="http://schemas.microsoft.com/office/drawing/2016/ink" xmlns:am3d="http://schemas.microsoft.com/office/drawing/2017/model3d" xmlns:o="urn:schemas-microsoft-com:office:office" xmlns:oel="http://schemas.microsoft.com/office/2019/extlst" xmlns:r="http://schemas.openxmlformats.org/officeDocument/2006/relationships" xmlns:m="http://schemas.openxmlformats.org/officeDocument/2006/math" xmlns:v="urn:schemas-microsoft-com:vml" xmlns:wp14="http://schemas.microsoft.com/office/word/2010/wordprocessingDrawing" xmlns:wp="http://schemas.openxmlformats.org/drawingml/2006/wordprocessingDrawing" xmlns:w10="urn:schemas-microsoft-com:office:word" xmlns:w="http://schemas.openxmlformats.org/wordprocessingml/2006/main" xmlns:w14="http://schemas.microsoft.com/office/word/2010/wordml" xmlns:w15="http://schemas.microsoft.com/office/word/2012/wordml" xmlns:w16cex="http://schemas.microsoft.com/office/word/2018/wordml/cex" xmlns:w16cid="http://schemas.microsoft.com/office/word/2016/wordml/cid" xmlns:w16="http://schemas.microsoft.com/office/word/2018/wordml" xmlns:w16sdtdh="http://schemas.microsoft.com/office/word/2020/wordml/sdtdatahash" xmlns:w16se="http://schemas.microsoft.com/office/word/2015/wordml/symex" xmlns:wpg="http://schemas.microsoft.com/office/word/2010/wordprocessingGroup" xmlns:wpi="http://schemas.microsoft.com/office/word/2010/wordprocessingInk" xmlns:wne="http://schemas.microsoft.com/office/word/2006/wordml" xmlns:wps="http://schemas.microsoft.com/office/word/2010/wordprocessingShape" mc:Ignorable="w14 w15 w16se w16cid w16 w16cex w16sdtdh wp14">
+  <w:abstractNum w:abstractNumId="0" w15:restartNumberingAfterBreak="0">
+    <w:nsid w:val="124335B8"/>
+    <w:multiLevelType w:val="hybridMultilevel"/>
+    <w:tmpl w:val="2174B934"/>
+    <w:lvl w:ilvl="0" w:tplc="72105304">
+      <w:start w:val="1"/>
+      <w:numFmt w:val="decimal"/>
+      <w:lvlText w:val="%1."/>
+      <w:lvlJc w:val="left"/>
+      <w:pPr>
+        <w:ind w:left="360" w:hanging="360"/>
+      </w:pPr>
+      <w:rPr>
+        <w:rFonts w:hint="default"/>
+        <w:b/>
+        <w:bCs/>
+      </w:rPr>
+    </w:lvl>
+    <w:lvl w:ilvl="1" w:tplc="04090019" w:tentative="1">
+      <w:start w:val="1"/>
+      <w:numFmt w:val="lowerLetter"/>
+      <w:lvlText w:val="%2."/>
+      <w:lvlJc w:val="left"/>
+      <w:pPr>
+        <w:ind w:left="1080" w:hanging="360"/>
+      </w:pPr>
+    </w:lvl>
+    <w:lvl w:ilvl="2" w:tplc="0409001B" w:tentative="1">
+      <w:start w:val="1"/>
+      <w:numFmt w:val="lowerRoman"/>
+      <w:lvlText w:val="%3."/>
+      <w:lvlJc w:val="right"/>
+      <w:pPr>
+        <w:ind w:left="1800" w:hanging="180"/>
+      </w:pPr>
+    </w:lvl>
+    <w:lvl w:ilvl="3" w:tplc="0409000F" w:tentative="1">
+      <w:start w:val="1"/>
+      <w:numFmt w:val="decimal"/>
+      <w:lvlText w:val="%4."/>
+      <w:lvlJc w:val="left"/>
+      <w:pPr>
+        <w:ind w:left="2520" w:hanging="360"/>
+      </w:pPr>
+    </w:lvl>
+    <w:lvl w:ilvl="4" w:tplc="04090019" w:tentative="1">
+      <w:start w:val="1"/>
+      <w:numFmt w:val="lowerLetter"/>
+      <w:lvlText w:val="%5."/>
+      <w:lvlJc w:val="left"/>
+      <w:pPr>
+        <w:ind w:left="3240" w:hanging="360"/>
+      </w:pPr>
+    </w:lvl>
+    <w:lvl w:ilvl="5" w:tplc="0409001B" w:tentative="1">
+      <w:start w:val="1"/>
+      <w:numFmt w:val="lowerRoman"/>
+      <w:lvlText w:val="%6."/>
+      <w:lvlJc w:val="right"/>
+      <w:pPr>
+        <w:ind w:left="3960" w:hanging="180"/>
+      </w:pPr>
+    </w:lvl>
+    <w:lvl w:ilvl="6" w:tplc="0409000F" w:tentative="1">
+      <w:start w:val="1"/>
+      <w:numFmt w:val="decimal"/>
+      <w:lvlText w:val="%7."/>
+      <w:lvlJc w:val="left"/>
+      <w:pPr>
+        <w:ind w:left="4680" w:hanging="360"/>
+      </w:pPr>
+    </w:lvl>
+    <w:lvl w:ilvl="7" w:tplc="04090019" w:tentative="1">
+      <w:start w:val="1"/>
+      <w:numFmt w:val="lowerLetter"/>
+      <w:lvlText w:val="%8."/>
+      <w:lvlJc w:val="left"/>
+      <w:pPr>
+        <w:ind w:left="5400" w:hanging="360"/>
+      </w:pPr>
+    </w:lvl>
+    <w:lvl w:ilvl="8" w:tplc="0409001B" w:tentative="1">
+      <w:start w:val="1"/>
+      <w:numFmt w:val="lowerRoman"/>
+      <w:lvlText w:val="%9."/>
+      <w:lvlJc w:val="right"/>
+      <w:pPr>
+        <w:ind w:left="6120" w:hanging="180"/>
+      </w:pPr>
+    </w:lvl>
+  </w:abstractNum>
+  <w:num w:numId="1" w16cid:durableId="1142426124">
+    <w:abstractNumId w:val="0"/>
+  </w:num>
+</w:numbering>
 </file>
 
 <file path=word/styles.xml><?xml version="1.0" encoding="utf-8"?>
